--- a/HPC_User_Guide_TH.docx
+++ b/HPC_User_Guide_TH.docx
@@ -1,6 +1,6 @@
 
 <file path=word/document.xml><?xml version="1.0" encoding="utf-8"?>
-<w:document xmlns:wpc="http://schemas.microsoft.com/office/word/2010/wordprocessingCanvas" xmlns:cx="http://schemas.microsoft.com/office/drawing/2014/chartex" xmlns:cx1="http://schemas.microsoft.com/office/drawing/2015/9/8/chartex" xmlns:cx2="http://schemas.microsoft.com/office/drawing/2015/10/21/chartex" xmlns:cx3="http://schemas.microsoft.com/office/drawing/2016/5/9/chartex" xmlns:cx4="http://schemas.microsoft.com/office/drawing/2016/5/10/chartex" xmlns:cx5="http://schemas.microsoft.com/office/drawing/2016/5/11/chartex" xmlns:cx6="http://schemas.microsoft.com/office/drawing/2016/5/12/chartex" xmlns:cx7="http://schemas.microsoft.com/office/drawing/2016/5/13/chartex" xmlns:cx8="http://schemas.microsoft.com/office/drawing/2016/5/14/chartex" xmlns:mc="http://schemas.openxmlformats.org/markup-compatibility/2006" xmlns:aink="http://schemas.microsoft.com/office/drawing/2016/ink" xmlns:am3d="http://schemas.microsoft.com/office/drawing/2017/model3d" xmlns:o="urn:schemas-microsoft-com:office:office" xmlns:r="http://schemas.openxmlformats.org/officeDocument/2006/relationships" xmlns:m="http://schemas.openxmlformats.org/officeDocument/2006/math" xmlns:v="urn:schemas-microsoft-com:vml" xmlns:wp14="http://schemas.microsoft.com/office/word/2010/wordprocessingDrawing" xmlns:wp="http://schemas.openxmlformats.org/drawingml/2006/wordprocessingDrawing" xmlns:w10="urn:schemas-microsoft-com:office:word" xmlns:w="http://schemas.openxmlformats.org/wordprocessingml/2006/main" xmlns:w14="http://schemas.microsoft.com/office/word/2010/wordml" xmlns:w15="http://schemas.microsoft.com/office/word/2012/wordml" xmlns:w16cex="http://schemas.microsoft.com/office/word/2018/wordml/cex" xmlns:w16cid="http://schemas.microsoft.com/office/word/2016/wordml/cid" xmlns:w16="http://schemas.microsoft.com/office/word/2018/wordml" xmlns:w16sdtdh="http://schemas.microsoft.com/office/word/2020/wordml/sdtdatahash" xmlns:w16se="http://schemas.microsoft.com/office/word/2015/wordml/symex" xmlns:wpg="http://schemas.microsoft.com/office/word/2010/wordprocessingGroup" xmlns:wpi="http://schemas.microsoft.com/office/word/2010/wordprocessingInk" xmlns:wne="http://schemas.microsoft.com/office/word/2006/wordml" xmlns:wps="http://schemas.microsoft.com/office/word/2010/wordprocessingShape" mc:Ignorable="w14 w15 w16se w16cid w16 w16cex w16sdtdh wp14">
+<w:document xmlns:wpc="http://schemas.microsoft.com/office/word/2010/wordprocessingCanvas" xmlns:cx="http://schemas.microsoft.com/office/drawing/2014/chartex" xmlns:cx1="http://schemas.microsoft.com/office/drawing/2015/9/8/chartex" xmlns:cx2="http://schemas.microsoft.com/office/drawing/2015/10/21/chartex" xmlns:cx3="http://schemas.microsoft.com/office/drawing/2016/5/9/chartex" xmlns:cx4="http://schemas.microsoft.com/office/drawing/2016/5/10/chartex" xmlns:cx5="http://schemas.microsoft.com/office/drawing/2016/5/11/chartex" xmlns:cx6="http://schemas.microsoft.com/office/drawing/2016/5/12/chartex" xmlns:cx7="http://schemas.microsoft.com/office/drawing/2016/5/13/chartex" xmlns:cx8="http://schemas.microsoft.com/office/drawing/2016/5/14/chartex" xmlns:mc="http://schemas.openxmlformats.org/markup-compatibility/2006" xmlns:aink="http://schemas.microsoft.com/office/drawing/2016/ink" xmlns:am3d="http://schemas.microsoft.com/office/drawing/2017/model3d" xmlns:o="urn:schemas-microsoft-com:office:office" xmlns:oel="http://schemas.microsoft.com/office/2019/extlst" xmlns:r="http://schemas.openxmlformats.org/officeDocument/2006/relationships" xmlns:m="http://schemas.openxmlformats.org/officeDocument/2006/math" xmlns:v="urn:schemas-microsoft-com:vml" xmlns:wp14="http://schemas.microsoft.com/office/word/2010/wordprocessingDrawing" xmlns:wp="http://schemas.openxmlformats.org/drawingml/2006/wordprocessingDrawing" xmlns:w10="urn:schemas-microsoft-com:office:word" xmlns:w="http://schemas.openxmlformats.org/wordprocessingml/2006/main" xmlns:w14="http://schemas.microsoft.com/office/word/2010/wordml" xmlns:w15="http://schemas.microsoft.com/office/word/2012/wordml" xmlns:w16cex="http://schemas.microsoft.com/office/word/2018/wordml/cex" xmlns:w16cid="http://schemas.microsoft.com/office/word/2016/wordml/cid" xmlns:w16="http://schemas.microsoft.com/office/word/2018/wordml" xmlns:w16du="http://schemas.microsoft.com/office/word/2023/wordml/word16du" xmlns:w16sdtdh="http://schemas.microsoft.com/office/word/2020/wordml/sdtdatahash" xmlns:w16sdtfl="http://schemas.microsoft.com/office/word/2024/wordml/sdtformatlock" xmlns:w16se="http://schemas.microsoft.com/office/word/2015/wordml/symex" xmlns:wpg="http://schemas.microsoft.com/office/word/2010/wordprocessingGroup" xmlns:wpi="http://schemas.microsoft.com/office/word/2010/wordprocessingInk" xmlns:wne="http://schemas.microsoft.com/office/word/2006/wordml" xmlns:wps="http://schemas.microsoft.com/office/word/2010/wordprocessingShape" mc:Ignorable="w14 w15 w16se w16cid w16 w16cex w16sdtdh w16sdtfl w16du wp14">
   <w:body>
     <w:p>
       <w:pPr>
@@ -199,10 +199,7 @@
         <w:pStyle w:val="Heading2"/>
       </w:pPr>
       <w:r>
-        <w:t>1.1</w:t>
-      </w:r>
-      <w:r>
-        <w:t xml:space="preserve"> </w:t>
+        <w:t xml:space="preserve">1.1 </w:t>
       </w:r>
       <w:proofErr w:type="spellStart"/>
       <w:r>
@@ -248,12 +245,6 @@
         <w:gridCol w:w="4526"/>
       </w:tblGrid>
       <w:tr>
-        <w:tblPrEx>
-          <w:tblCellMar>
-            <w:top w:w="0" w:type="dxa"/>
-            <w:bottom w:w="0" w:type="dxa"/>
-          </w:tblCellMar>
-        </w:tblPrEx>
         <w:trPr>
           <w:tblHeader/>
         </w:trPr>
@@ -329,12 +320,6 @@
         </w:tc>
       </w:tr>
       <w:tr>
-        <w:tblPrEx>
-          <w:tblCellMar>
-            <w:top w:w="0" w:type="dxa"/>
-            <w:bottom w:w="0" w:type="dxa"/>
-          </w:tblCellMar>
-        </w:tblPrEx>
         <w:tc>
           <w:tcPr>
             <w:tcW w:w="4500" w:type="dxa"/>
@@ -448,12 +433,6 @@
         </w:tc>
       </w:tr>
       <w:tr>
-        <w:tblPrEx>
-          <w:tblCellMar>
-            <w:top w:w="0" w:type="dxa"/>
-            <w:bottom w:w="0" w:type="dxa"/>
-          </w:tblCellMar>
-        </w:tblPrEx>
         <w:tc>
           <w:tcPr>
             <w:tcW w:w="4500" w:type="dxa"/>
@@ -558,12 +537,6 @@
         </w:tc>
       </w:tr>
       <w:tr>
-        <w:tblPrEx>
-          <w:tblCellMar>
-            <w:top w:w="0" w:type="dxa"/>
-            <w:bottom w:w="0" w:type="dxa"/>
-          </w:tblCellMar>
-        </w:tblPrEx>
         <w:tc>
           <w:tcPr>
             <w:tcW w:w="4500" w:type="dxa"/>
@@ -629,12 +602,6 @@
         </w:tc>
       </w:tr>
       <w:tr>
-        <w:tblPrEx>
-          <w:tblCellMar>
-            <w:top w:w="0" w:type="dxa"/>
-            <w:bottom w:w="0" w:type="dxa"/>
-          </w:tblCellMar>
-        </w:tblPrEx>
         <w:tc>
           <w:tcPr>
             <w:tcW w:w="4500" w:type="dxa"/>
@@ -713,7 +680,6 @@
       <w:pPr>
         <w:spacing w:before="60" w:after="60"/>
         <w:rPr>
-          <w:rFonts w:hint="cs"/>
           <w:noProof/>
         </w:rPr>
       </w:pPr>
@@ -813,7 +779,6 @@
         <w:spacing w:before="60" w:after="60"/>
         <w:jc w:val="center"/>
         <w:rPr>
-          <w:rFonts w:hint="cs"/>
           <w:cs/>
         </w:rPr>
       </w:pPr>
@@ -901,12 +866,6 @@
         <w:gridCol w:w="3626"/>
       </w:tblGrid>
       <w:tr>
-        <w:tblPrEx>
-          <w:tblCellMar>
-            <w:top w:w="0" w:type="dxa"/>
-            <w:bottom w:w="0" w:type="dxa"/>
-          </w:tblCellMar>
-        </w:tblPrEx>
         <w:trPr>
           <w:tblHeader/>
         </w:trPr>
@@ -1052,12 +1011,6 @@
         </w:tc>
       </w:tr>
       <w:tr>
-        <w:tblPrEx>
-          <w:tblCellMar>
-            <w:top w:w="0" w:type="dxa"/>
-            <w:bottom w:w="0" w:type="dxa"/>
-          </w:tblCellMar>
-        </w:tblPrEx>
         <w:tc>
           <w:tcPr>
             <w:tcW w:w="1800" w:type="dxa"/>
@@ -1199,12 +1152,6 @@
         </w:tc>
       </w:tr>
       <w:tr>
-        <w:tblPrEx>
-          <w:tblCellMar>
-            <w:top w:w="0" w:type="dxa"/>
-            <w:bottom w:w="0" w:type="dxa"/>
-          </w:tblCellMar>
-        </w:tblPrEx>
         <w:tc>
           <w:tcPr>
             <w:tcW w:w="1800" w:type="dxa"/>
@@ -1337,12 +1284,6 @@
         </w:tc>
       </w:tr>
       <w:tr>
-        <w:tblPrEx>
-          <w:tblCellMar>
-            <w:top w:w="0" w:type="dxa"/>
-            <w:bottom w:w="0" w:type="dxa"/>
-          </w:tblCellMar>
-        </w:tblPrEx>
         <w:tc>
           <w:tcPr>
             <w:tcW w:w="1800" w:type="dxa"/>
@@ -1503,88 +1444,62 @@
           <w:bCs/>
           <w:color w:val="C00000"/>
         </w:rPr>
-        <w:t>️</w:t>
-      </w:r>
+        <w:t xml:space="preserve">️  </w:t>
+      </w:r>
+      <w:proofErr w:type="spellStart"/>
       <w:r>
         <w:rPr>
           <w:b/>
           <w:bCs/>
           <w:color w:val="C00000"/>
         </w:rPr>
-        <w:t xml:space="preserve">  </w:t>
-      </w:r>
-      <w:proofErr w:type="spellStart"/>
+        <w:t>ห้ามรันโปรแกรมหนักบน</w:t>
+      </w:r>
+      <w:proofErr w:type="spellEnd"/>
+      <w:proofErr w:type="gramEnd"/>
       <w:r>
         <w:rPr>
           <w:b/>
           <w:bCs/>
           <w:color w:val="C00000"/>
         </w:rPr>
-        <w:t>ห้ามรันโปรแกรมหนักบน</w:t>
-      </w:r>
-      <w:proofErr w:type="spellEnd"/>
-      <w:proofErr w:type="gramEnd"/>
+        <w:t xml:space="preserve"> Login Node </w:t>
+      </w:r>
+      <w:proofErr w:type="spellStart"/>
       <w:r>
         <w:rPr>
           <w:b/>
           <w:bCs/>
           <w:color w:val="C00000"/>
         </w:rPr>
-        <w:t xml:space="preserve"> Login Node </w:t>
-      </w:r>
-      <w:proofErr w:type="spellStart"/>
+        <w:t>โดยตรง</w:t>
+      </w:r>
+      <w:proofErr w:type="spellEnd"/>
       <w:r>
         <w:rPr>
           <w:b/>
           <w:bCs/>
           <w:color w:val="C00000"/>
         </w:rPr>
-        <w:t>โดยตรง</w:t>
-      </w:r>
-      <w:proofErr w:type="spellEnd"/>
+        <w:t xml:space="preserve"> </w:t>
+      </w:r>
+      <w:proofErr w:type="spellStart"/>
       <w:r>
         <w:rPr>
           <w:b/>
           <w:bCs/>
           <w:color w:val="C00000"/>
         </w:rPr>
-        <w:t xml:space="preserve"> </w:t>
-      </w:r>
-      <w:proofErr w:type="spellStart"/>
+        <w:t>ให้ใช้</w:t>
+      </w:r>
+      <w:proofErr w:type="spellEnd"/>
       <w:r>
         <w:rPr>
           <w:b/>
           <w:bCs/>
           <w:color w:val="C00000"/>
         </w:rPr>
-        <w:t>ให้ใช้</w:t>
-      </w:r>
-      <w:proofErr w:type="spellEnd"/>
-      <w:r>
-        <w:rPr>
-          <w:b/>
-          <w:bCs/>
-          <w:color w:val="C00000"/>
-        </w:rPr>
-        <w:t xml:space="preserve"> </w:t>
-      </w:r>
-      <w:proofErr w:type="spellStart"/>
-      <w:r>
-        <w:rPr>
-          <w:b/>
-          <w:bCs/>
-          <w:color w:val="C00000"/>
-        </w:rPr>
-        <w:t>Slurm</w:t>
-      </w:r>
-      <w:proofErr w:type="spellEnd"/>
-      <w:r>
-        <w:rPr>
-          <w:b/>
-          <w:bCs/>
-          <w:color w:val="C00000"/>
-        </w:rPr>
-        <w:t xml:space="preserve"> (</w:t>
+        <w:t xml:space="preserve"> Slurm (</w:t>
       </w:r>
       <w:proofErr w:type="spellStart"/>
       <w:r>
@@ -1787,10 +1702,7 @@
       </w:pPr>
       <w:proofErr w:type="spellStart"/>
       <w:r>
-        <w:t>ห้ามเข้าถึงหรือแก</w:t>
-      </w:r>
-      <w:r>
-        <w:t>้ไขไฟล์ของผู้ใช้คนอื่น</w:t>
+        <w:t>ห้ามเข้าถึงหรือแก้ไขไฟล์ของผู้ใช้คนอื่น</w:t>
       </w:r>
       <w:proofErr w:type="spellEnd"/>
     </w:p>
@@ -1858,9 +1770,6 @@
           <w:numId w:val="3"/>
         </w:numPr>
         <w:spacing w:before="60" w:after="60"/>
-        <w:rPr>
-          <w:rFonts w:hint="cs"/>
-        </w:rPr>
       </w:pPr>
       <w:r>
         <w:rPr>
@@ -1877,23 +1786,14 @@
           <w:b/>
           <w:bCs/>
         </w:rPr>
-        <w:t>https://klpdindaeng</w:t>
-      </w:r>
-      <w:r>
-        <w:rPr>
-          <w:rFonts w:hint="cs"/>
+        <w:t>https://</w:t>
+      </w:r>
+      <w:r>
+        <w:rPr>
           <w:b/>
           <w:bCs/>
-          <w:cs/>
-        </w:rPr>
-        <w:t>-</w:t>
-      </w:r>
-      <w:r>
-        <w:rPr>
-          <w:b/>
-          <w:bCs/>
-        </w:rPr>
-        <w:t>ood</w:t>
+        </w:rPr>
+        <w:t>odt-hpc</w:t>
       </w:r>
       <w:r>
         <w:rPr>
@@ -1997,6 +1897,9 @@
         <w:ind w:left="360"/>
       </w:pPr>
       <w:r>
+        <w:rPr>
+          <w:noProof/>
+        </w:rPr>
         <w:drawing>
           <wp:inline distT="0" distB="0" distL="0" distR="0" wp14:anchorId="76943D99" wp14:editId="0DACB2D9">
             <wp:extent cx="5731510" cy="2280920"/>
@@ -2239,9 +2142,6 @@
           <w:numId w:val="7"/>
         </w:numPr>
         <w:spacing w:before="60" w:after="60"/>
-        <w:rPr>
-          <w:rFonts w:hint="cs"/>
-        </w:rPr>
       </w:pPr>
       <w:proofErr w:type="spellStart"/>
       <w:r>
@@ -2354,6 +2254,9 @@
         <w:spacing w:before="60" w:after="60"/>
       </w:pPr>
       <w:r>
+        <w:rPr>
+          <w:noProof/>
+        </w:rPr>
         <w:drawing>
           <wp:inline distT="0" distB="0" distL="0" distR="0" wp14:anchorId="3352BCA5" wp14:editId="601EF7A1">
             <wp:extent cx="5731510" cy="635635"/>
@@ -2440,6 +2343,9 @@
         <w:spacing w:before="60" w:after="60"/>
       </w:pPr>
       <w:r>
+        <w:rPr>
+          <w:noProof/>
+        </w:rPr>
         <w:drawing>
           <wp:inline distT="0" distB="0" distL="0" distR="0" wp14:anchorId="599B617B" wp14:editId="090AD502">
             <wp:extent cx="5731510" cy="1282700"/>
@@ -2626,6 +2532,9 @@
         <w:spacing w:before="60" w:after="60"/>
       </w:pPr>
       <w:r>
+        <w:rPr>
+          <w:noProof/>
+        </w:rPr>
         <w:drawing>
           <wp:inline distT="0" distB="0" distL="0" distR="0" wp14:anchorId="0EF2F36C" wp14:editId="2423EB33">
             <wp:extent cx="5731510" cy="2555240"/>
@@ -2709,6 +2618,9 @@
         <w:jc w:val="center"/>
       </w:pPr>
       <w:r>
+        <w:rPr>
+          <w:noProof/>
+        </w:rPr>
         <w:lastRenderedPageBreak/>
         <w:drawing>
           <wp:inline distT="0" distB="0" distL="0" distR="0" wp14:anchorId="07D8548C" wp14:editId="776DE1BB">
@@ -2811,6 +2723,7 @@
       </w:pPr>
       <w:r>
         <w:rPr>
+          <w:noProof/>
           <w:cs/>
         </w:rPr>
         <w:drawing>
@@ -2854,9 +2767,6 @@
       <w:pPr>
         <w:spacing w:before="60" w:after="60"/>
         <w:jc w:val="center"/>
-        <w:rPr>
-          <w:rFonts w:hint="cs"/>
-        </w:rPr>
       </w:pPr>
       <w:r>
         <w:rPr>
@@ -3289,6 +3199,9 @@
         <w:spacing w:before="60" w:after="60"/>
       </w:pPr>
       <w:r>
+        <w:rPr>
+          <w:noProof/>
+        </w:rPr>
         <w:drawing>
           <wp:inline distT="0" distB="0" distL="0" distR="0" wp14:anchorId="40DE3325" wp14:editId="275CEF5B">
             <wp:extent cx="5731510" cy="1760220"/>
@@ -3386,6 +3299,9 @@
         <w:jc w:val="center"/>
       </w:pPr>
       <w:r>
+        <w:rPr>
+          <w:noProof/>
+        </w:rPr>
         <w:drawing>
           <wp:inline distT="0" distB="0" distL="0" distR="0" wp14:anchorId="6178CD6D" wp14:editId="36A9C375">
             <wp:extent cx="5731510" cy="2136775"/>
@@ -3445,6 +3361,7 @@
       </w:pPr>
       <w:r>
         <w:rPr>
+          <w:noProof/>
           <w:cs/>
         </w:rPr>
         <w:drawing>
@@ -3534,6 +3451,7 @@
       </w:pPr>
       <w:r>
         <w:rPr>
+          <w:noProof/>
           <w:cs/>
         </w:rPr>
         <w:drawing>
@@ -3578,9 +3496,6 @@
         <w:shd w:val="clear" w:color="auto" w:fill="FFFFFF" w:themeFill="background1"/>
         <w:spacing w:before="60" w:after="60"/>
         <w:jc w:val="center"/>
-        <w:rPr>
-          <w:rFonts w:hint="cs"/>
-        </w:rPr>
       </w:pPr>
       <w:r>
         <w:rPr>
@@ -3593,15 +3508,9 @@
     <w:p>
       <w:pPr>
         <w:pStyle w:val="Heading2"/>
-        <w:rPr>
-          <w:rFonts w:hint="cs"/>
-        </w:rPr>
-      </w:pPr>
-      <w:r>
-        <w:t>2</w:t>
-      </w:r>
-      <w:r>
-        <w:t xml:space="preserve">.2 </w:t>
+      </w:pPr>
+      <w:r>
+        <w:t xml:space="preserve">2.2 </w:t>
       </w:r>
       <w:proofErr w:type="spellStart"/>
       <w:r>
@@ -3639,30 +3548,28 @@
           <w:b/>
           <w:bCs/>
         </w:rPr>
-        <w:t>https://klpdindaeng</w:t>
-      </w:r>
-      <w:r>
-        <w:rPr>
-          <w:rFonts w:hint="cs"/>
+        <w:t>https://</w:t>
+      </w:r>
+      <w:r>
+        <w:rPr>
           <w:b/>
           <w:bCs/>
-          <w:cs/>
-        </w:rPr>
-        <w:t>-</w:t>
+        </w:rPr>
+        <w:t>odt-hpc</w:t>
       </w:r>
       <w:r>
         <w:rPr>
           <w:b/>
           <w:bCs/>
         </w:rPr>
-        <w:t>jpt</w:t>
+        <w:t>.kku.ac.th</w:t>
       </w:r>
       <w:r>
         <w:rPr>
           <w:b/>
           <w:bCs/>
         </w:rPr>
-        <w:t>.kku.ac.th</w:t>
+        <w:t>/jupyter</w:t>
       </w:r>
       <w:r>
         <w:t xml:space="preserve"> </w:t>
@@ -3749,10 +3656,7 @@
       </w:r>
       <w:proofErr w:type="spellStart"/>
       <w:r>
-        <w:t>อัตโนมัต</w:t>
-      </w:r>
-      <w:r>
-        <w:t>ิ</w:t>
+        <w:t>อัตโนมัติ</w:t>
       </w:r>
       <w:proofErr w:type="spellEnd"/>
       <w:r>
@@ -3783,14 +3687,7 @@
           <w:b/>
           <w:bCs/>
         </w:rPr>
-        <w:t>partition</w:t>
-      </w:r>
-      <w:r>
-        <w:rPr>
-          <w:b/>
-          <w:bCs/>
-        </w:rPr>
-        <w:t xml:space="preserve"> </w:t>
+        <w:t xml:space="preserve">partition </w:t>
       </w:r>
       <w:proofErr w:type="spellStart"/>
       <w:r>
@@ -3851,7 +3748,6 @@
       <w:pPr>
         <w:spacing w:before="60" w:after="60"/>
         <w:rPr>
-          <w:rFonts w:hint="cs"/>
           <w:b/>
           <w:bCs/>
         </w:rPr>
@@ -3880,10 +3776,7 @@
       </w:r>
       <w:proofErr w:type="spellEnd"/>
       <w:r>
-        <w:t xml:space="preserve"> </w:t>
-      </w:r>
-      <w:r>
-        <w:t>SSH</w:t>
+        <w:t xml:space="preserve"> SSH</w:t>
       </w:r>
     </w:p>
     <w:p>
@@ -3891,7 +3784,6 @@
         <w:spacing w:before="60" w:after="60"/>
         <w:ind w:firstLine="720"/>
         <w:rPr>
-          <w:rFonts w:hint="cs"/>
           <w:cs/>
         </w:rPr>
       </w:pPr>
@@ -3996,29 +3888,15 @@
         </w:rPr>
         <w:t xml:space="preserve">รูปแบบ: </w:t>
       </w:r>
-      <w:proofErr w:type="spellStart"/>
-      <w:r>
-        <w:t>ssh</w:t>
-      </w:r>
-      <w:proofErr w:type="spellEnd"/>
-      <w:r>
-        <w:t xml:space="preserve"> [</w:t>
-      </w:r>
-      <w:r>
-        <w:t>Username</w:t>
-      </w:r>
-      <w:r>
-        <w:t>]@</w:t>
+      <w:r>
+        <w:t>ssh [Username]@</w:t>
       </w:r>
       <w:bookmarkStart w:id="0" w:name="_Hlk231472605"/>
       <w:r>
-        <w:t>klpdindaeng</w:t>
-      </w:r>
-      <w:r>
-        <w:t>-ood.kku</w:t>
-      </w:r>
-      <w:r>
-        <w:t>.ac.th</w:t>
+        <w:t>odt-hpc-cn</w:t>
+      </w:r>
+      <w:r>
+        <w:t>.kku.ac.th</w:t>
       </w:r>
       <w:bookmarkEnd w:id="0"/>
     </w:p>
@@ -4038,25 +3916,17 @@
         </w:rPr>
         <w:t xml:space="preserve">ตัวอย่าง: </w:t>
       </w:r>
-      <w:proofErr w:type="spellStart"/>
-      <w:r>
-        <w:t>ssh</w:t>
-      </w:r>
-      <w:proofErr w:type="spellEnd"/>
-      <w:r>
-        <w:t xml:space="preserve"> </w:t>
+      <w:r>
+        <w:t xml:space="preserve">ssh </w:t>
       </w:r>
       <w:r>
         <w:rPr>
           <w:color w:val="000000" w:themeColor="text1"/>
         </w:rPr>
-        <w:t>user1</w:t>
-      </w:r>
-      <w:r>
-        <w:rPr>
-          <w:color w:val="000000" w:themeColor="text1"/>
-        </w:rPr>
-        <w:t>@klpdindaeng-ood.kku.ac.th</w:t>
+        <w:t>user1@</w:t>
+      </w:r>
+      <w:r>
+        <w:t>odt-hpc-cn.kku.ac.th</w:t>
       </w:r>
     </w:p>
     <w:p>
@@ -4125,6 +3995,9 @@
         <w:jc w:val="center"/>
       </w:pPr>
       <w:r>
+        <w:rPr>
+          <w:noProof/>
+        </w:rPr>
         <w:drawing>
           <wp:inline distT="0" distB="0" distL="0" distR="0" wp14:anchorId="447B1270" wp14:editId="4B669655">
             <wp:extent cx="2627194" cy="2567755"/>
@@ -4206,6 +4079,9 @@
         <w:jc w:val="center"/>
       </w:pPr>
       <w:r>
+        <w:rPr>
+          <w:noProof/>
+        </w:rPr>
         <w:lastRenderedPageBreak/>
         <w:drawing>
           <wp:inline distT="0" distB="0" distL="0" distR="0" wp14:anchorId="7A6C5AF1" wp14:editId="78597FC5">
@@ -4266,6 +4142,7 @@
       </w:pPr>
       <w:r>
         <w:rPr>
+          <w:noProof/>
           <w:cs/>
         </w:rPr>
         <w:drawing>
@@ -4350,6 +4227,7 @@
       </w:pPr>
       <w:r>
         <w:rPr>
+          <w:noProof/>
           <w:cs/>
         </w:rPr>
         <w:drawing>
@@ -4431,10 +4309,7 @@
         <w:t xml:space="preserve">งานของคุณพร้อมสร้างไฟล์ </w:t>
       </w:r>
       <w:r>
-        <w:t>Script</w:t>
-      </w:r>
-      <w:r>
-        <w:t xml:space="preserve"> </w:t>
+        <w:t xml:space="preserve">Script </w:t>
       </w:r>
       <w:r>
         <w:rPr>
@@ -4576,25 +4451,7 @@
           <w:sz w:val="20"/>
           <w:szCs w:val="20"/>
         </w:rPr>
-        <w:t xml:space="preserve">#SBATCH --job-name=my-job           </w:t>
-      </w:r>
-      <w:r>
-        <w:rPr>
-          <w:rFonts w:ascii="Courier New" w:eastAsia="Courier New" w:hAnsi="Courier New" w:cs="Courier New"/>
-          <w:color w:val="1A1A1A"/>
-          <w:sz w:val="20"/>
-          <w:szCs w:val="20"/>
-        </w:rPr>
-        <w:t xml:space="preserve"> </w:t>
-      </w:r>
-      <w:r>
-        <w:rPr>
-          <w:rFonts w:ascii="Courier New" w:eastAsia="Courier New" w:hAnsi="Courier New" w:cs="Courier New"/>
-          <w:color w:val="1A1A1A"/>
-          <w:sz w:val="20"/>
-          <w:szCs w:val="20"/>
-        </w:rPr>
-        <w:t xml:space="preserve"># </w:t>
+        <w:t xml:space="preserve">#SBATCH --job-name=my-job            # </w:t>
       </w:r>
       <w:proofErr w:type="spellStart"/>
       <w:r>
@@ -5150,6 +5007,9 @@
         <w:jc w:val="center"/>
       </w:pPr>
       <w:r>
+        <w:rPr>
+          <w:noProof/>
+        </w:rPr>
         <w:drawing>
           <wp:inline distT="0" distB="0" distL="0" distR="0" wp14:anchorId="7DA78CC9" wp14:editId="23390F4F">
             <wp:extent cx="5731510" cy="1127125"/>
@@ -5439,7 +5299,6 @@
       <w:pPr>
         <w:shd w:val="clear" w:color="auto" w:fill="FFFFFF" w:themeFill="background1"/>
         <w:rPr>
-          <w:rFonts w:hint="cs"/>
           <w:cs/>
         </w:rPr>
       </w:pPr>
@@ -5449,99 +5308,154 @@
         <w:pStyle w:val="Heading2"/>
       </w:pPr>
       <w:r>
-        <w:t>2.</w:t>
-      </w:r>
-      <w:r>
-        <w:t>4</w:t>
-      </w:r>
+        <w:t xml:space="preserve">2.4 </w:t>
+      </w:r>
+      <w:proofErr w:type="spellStart"/>
+      <w:r>
+        <w:t>การโอนย้ายไฟล์</w:t>
+      </w:r>
+      <w:proofErr w:type="spellEnd"/>
+    </w:p>
+    <w:p>
+      <w:pPr>
+        <w:spacing w:before="60" w:after="60"/>
+      </w:pPr>
+      <w:proofErr w:type="spellStart"/>
+      <w:r>
+        <w:t>ใช้</w:t>
+      </w:r>
+      <w:proofErr w:type="spellEnd"/>
+      <w:r>
+        <w:t xml:space="preserve"> FileZilla, WinSCP, </w:t>
+      </w:r>
+      <w:proofErr w:type="spellStart"/>
+      <w:r>
+        <w:t>หรือคำสั่ง</w:t>
+      </w:r>
+      <w:proofErr w:type="spellEnd"/>
       <w:r>
         <w:t xml:space="preserve"> </w:t>
       </w:r>
       <w:proofErr w:type="spellStart"/>
       <w:r>
-        <w:t>การโอนย้ายไฟล์</w:t>
-      </w:r>
-      <w:proofErr w:type="spellEnd"/>
+        <w:t>scp</w:t>
+      </w:r>
+      <w:proofErr w:type="spellEnd"/>
+      <w:r>
+        <w:t xml:space="preserve"> </w:t>
+      </w:r>
+      <w:proofErr w:type="spellStart"/>
+      <w:r>
+        <w:t>ในการโอนย้ายไฟล์</w:t>
+      </w:r>
+      <w:proofErr w:type="spellEnd"/>
+      <w:r>
+        <w:t>:</w:t>
+      </w:r>
     </w:p>
     <w:p>
       <w:pPr>
         <w:spacing w:before="60" w:after="60"/>
       </w:pPr>
-      <w:proofErr w:type="spellStart"/>
-      <w:r>
-        <w:t>ใช้</w:t>
-      </w:r>
-      <w:proofErr w:type="spellEnd"/>
-      <w:r>
-        <w:t xml:space="preserve"> FileZilla, WinSCP, </w:t>
-      </w:r>
-      <w:proofErr w:type="spellStart"/>
-      <w:r>
-        <w:t>หรือคำสั่ง</w:t>
-      </w:r>
-      <w:proofErr w:type="spellEnd"/>
-      <w:r>
+    </w:p>
+    <w:p>
+      <w:pPr>
+        <w:pStyle w:val="Heading3"/>
+      </w:pPr>
+      <w:proofErr w:type="spellStart"/>
+      <w:r>
+        <w:t>อัพโหลดไฟล์ไปยัง</w:t>
+      </w:r>
+      <w:proofErr w:type="spellEnd"/>
+      <w:r>
+        <w:t xml:space="preserve"> HPC</w:t>
+      </w:r>
+    </w:p>
+    <w:p>
+      <w:pPr>
+        <w:shd w:val="clear" w:color="auto" w:fill="F0F0F0"/>
+      </w:pPr>
+      <w:proofErr w:type="spellStart"/>
+      <w:r>
+        <w:rPr>
+          <w:rFonts w:ascii="Courier New" w:eastAsia="Courier New" w:hAnsi="Courier New" w:cs="Courier New"/>
+          <w:color w:val="1A1A1A"/>
+          <w:sz w:val="20"/>
+          <w:szCs w:val="20"/>
+        </w:rPr>
+        <w:t>scp</w:t>
+      </w:r>
+      <w:proofErr w:type="spellEnd"/>
+      <w:r>
+        <w:rPr>
+          <w:rFonts w:ascii="Courier New" w:eastAsia="Courier New" w:hAnsi="Courier New" w:cs="Courier New"/>
+          <w:color w:val="1A1A1A"/>
+          <w:sz w:val="20"/>
+          <w:szCs w:val="20"/>
+        </w:rPr>
+        <w:t xml:space="preserve"> myfile.txt Username@</w:t>
+      </w:r>
+      <w:r>
+        <w:rPr>
+          <w:rFonts w:ascii="Courier New" w:eastAsia="Courier New" w:hAnsi="Courier New" w:cs="Courier New"/>
+          <w:color w:val="1A1A1A"/>
+          <w:sz w:val="20"/>
+          <w:szCs w:val="20"/>
+        </w:rPr>
+        <w:t>odt-hpc-cn.kku.ac.th</w:t>
+      </w:r>
+      <w:r>
+        <w:rPr>
+          <w:rFonts w:ascii="Courier New" w:eastAsia="Courier New" w:hAnsi="Courier New" w:cs="Courier New"/>
+          <w:color w:val="1A1A1A"/>
+          <w:sz w:val="20"/>
+          <w:szCs w:val="20"/>
+        </w:rPr>
+        <w:t>:/home/Username/</w:t>
+      </w:r>
+    </w:p>
+    <w:p>
+      <w:pPr>
+        <w:spacing w:before="60" w:after="60"/>
+      </w:pPr>
+    </w:p>
+    <w:p>
+      <w:pPr>
+        <w:pStyle w:val="Heading3"/>
+      </w:pPr>
+      <w:proofErr w:type="spellStart"/>
+      <w:r>
+        <w:t>ดาวน์โหลดไฟล์จาก</w:t>
+      </w:r>
+      <w:proofErr w:type="spellEnd"/>
+      <w:r>
+        <w:t xml:space="preserve"> HPC</w:t>
+      </w:r>
+    </w:p>
+    <w:p>
+      <w:pPr>
+        <w:shd w:val="clear" w:color="auto" w:fill="F0F0F0"/>
+      </w:pPr>
+      <w:proofErr w:type="spellStart"/>
+      <w:r>
+        <w:rPr>
+          <w:rFonts w:ascii="Courier New" w:eastAsia="Courier New" w:hAnsi="Courier New" w:cs="Courier New"/>
+          <w:color w:val="1A1A1A"/>
+          <w:sz w:val="20"/>
+          <w:szCs w:val="20"/>
+        </w:rPr>
+        <w:t>scp</w:t>
+      </w:r>
+      <w:proofErr w:type="spellEnd"/>
+      <w:r>
+        <w:rPr>
+          <w:rFonts w:ascii="Courier New" w:eastAsia="Courier New" w:hAnsi="Courier New" w:cs="Courier New"/>
+          <w:color w:val="1A1A1A"/>
+          <w:sz w:val="20"/>
+          <w:szCs w:val="20"/>
+        </w:rPr>
         <w:t xml:space="preserve"> </w:t>
       </w:r>
-      <w:proofErr w:type="spellStart"/>
-      <w:r>
-        <w:t>scp</w:t>
-      </w:r>
-      <w:proofErr w:type="spellEnd"/>
-      <w:r>
-        <w:t xml:space="preserve"> </w:t>
-      </w:r>
-      <w:proofErr w:type="spellStart"/>
-      <w:r>
-        <w:t>ในการโอนย้ายไฟล์</w:t>
-      </w:r>
-      <w:proofErr w:type="spellEnd"/>
-      <w:r>
-        <w:t>:</w:t>
-      </w:r>
-    </w:p>
-    <w:p>
-      <w:pPr>
-        <w:spacing w:before="60" w:after="60"/>
-      </w:pPr>
-    </w:p>
-    <w:p>
-      <w:pPr>
-        <w:pStyle w:val="Heading3"/>
-      </w:pPr>
-      <w:proofErr w:type="spellStart"/>
-      <w:r>
-        <w:t>อัพโหลดไฟล์ไปยัง</w:t>
-      </w:r>
-      <w:proofErr w:type="spellEnd"/>
-      <w:r>
-        <w:t xml:space="preserve"> HPC</w:t>
-      </w:r>
-    </w:p>
-    <w:p>
-      <w:pPr>
-        <w:shd w:val="clear" w:color="auto" w:fill="F0F0F0"/>
-      </w:pPr>
-      <w:proofErr w:type="spellStart"/>
-      <w:r>
-        <w:rPr>
-          <w:rFonts w:ascii="Courier New" w:eastAsia="Courier New" w:hAnsi="Courier New" w:cs="Courier New"/>
-          <w:color w:val="1A1A1A"/>
-          <w:sz w:val="20"/>
-          <w:szCs w:val="20"/>
-        </w:rPr>
-        <w:t>scp</w:t>
-      </w:r>
-      <w:proofErr w:type="spellEnd"/>
-      <w:r>
-        <w:rPr>
-          <w:rFonts w:ascii="Courier New" w:eastAsia="Courier New" w:hAnsi="Courier New" w:cs="Courier New"/>
-          <w:color w:val="1A1A1A"/>
-          <w:sz w:val="20"/>
-          <w:szCs w:val="20"/>
-        </w:rPr>
-        <w:t xml:space="preserve"> myfile.txt </w:t>
-      </w:r>
       <w:r>
         <w:rPr>
           <w:rFonts w:ascii="Courier New" w:eastAsia="Courier New" w:hAnsi="Courier New" w:cs="Courier New"/>
@@ -5567,104 +5481,7 @@
           <w:sz w:val="20"/>
           <w:szCs w:val="20"/>
         </w:rPr>
-        <w:t>klpdindaeng-ood.kku.ac.th</w:t>
-      </w:r>
-      <w:r>
-        <w:rPr>
-          <w:rFonts w:ascii="Courier New" w:eastAsia="Courier New" w:hAnsi="Courier New" w:cs="Courier New"/>
-          <w:color w:val="1A1A1A"/>
-          <w:sz w:val="20"/>
-          <w:szCs w:val="20"/>
-        </w:rPr>
-        <w:t>:/home/</w:t>
-      </w:r>
-      <w:r>
-        <w:rPr>
-          <w:rFonts w:ascii="Courier New" w:eastAsia="Courier New" w:hAnsi="Courier New" w:cs="Courier New"/>
-          <w:color w:val="1A1A1A"/>
-          <w:sz w:val="20"/>
-          <w:szCs w:val="20"/>
-        </w:rPr>
-        <w:t>U</w:t>
-      </w:r>
-      <w:r>
-        <w:rPr>
-          <w:rFonts w:ascii="Courier New" w:eastAsia="Courier New" w:hAnsi="Courier New" w:cs="Courier New"/>
-          <w:color w:val="1A1A1A"/>
-          <w:sz w:val="20"/>
-          <w:szCs w:val="20"/>
-        </w:rPr>
-        <w:t>sername/</w:t>
-      </w:r>
-    </w:p>
-    <w:p>
-      <w:pPr>
-        <w:spacing w:before="60" w:after="60"/>
-      </w:pPr>
-    </w:p>
-    <w:p>
-      <w:pPr>
-        <w:pStyle w:val="Heading3"/>
-      </w:pPr>
-      <w:proofErr w:type="spellStart"/>
-      <w:r>
-        <w:t>ดาวน์โหลดไฟล์จาก</w:t>
-      </w:r>
-      <w:proofErr w:type="spellEnd"/>
-      <w:r>
-        <w:t xml:space="preserve"> HPC</w:t>
-      </w:r>
-    </w:p>
-    <w:p>
-      <w:pPr>
-        <w:shd w:val="clear" w:color="auto" w:fill="F0F0F0"/>
-      </w:pPr>
-      <w:proofErr w:type="spellStart"/>
-      <w:r>
-        <w:rPr>
-          <w:rFonts w:ascii="Courier New" w:eastAsia="Courier New" w:hAnsi="Courier New" w:cs="Courier New"/>
-          <w:color w:val="1A1A1A"/>
-          <w:sz w:val="20"/>
-          <w:szCs w:val="20"/>
-        </w:rPr>
-        <w:t>scp</w:t>
-      </w:r>
-      <w:proofErr w:type="spellEnd"/>
-      <w:r>
-        <w:rPr>
-          <w:rFonts w:ascii="Courier New" w:eastAsia="Courier New" w:hAnsi="Courier New" w:cs="Courier New"/>
-          <w:color w:val="1A1A1A"/>
-          <w:sz w:val="20"/>
-          <w:szCs w:val="20"/>
-        </w:rPr>
-        <w:t xml:space="preserve"> </w:t>
-      </w:r>
-      <w:r>
-        <w:rPr>
-          <w:rFonts w:ascii="Courier New" w:eastAsia="Courier New" w:hAnsi="Courier New" w:cs="Courier New"/>
-          <w:color w:val="1A1A1A"/>
-          <w:sz w:val="20"/>
-          <w:szCs w:val="20"/>
-        </w:rPr>
-        <w:t>U</w:t>
-      </w:r>
-      <w:r>
-        <w:rPr>
-          <w:rFonts w:ascii="Courier New" w:eastAsia="Courier New" w:hAnsi="Courier New" w:cs="Courier New"/>
-          <w:color w:val="1A1A1A"/>
-          <w:sz w:val="20"/>
-          <w:szCs w:val="20"/>
-        </w:rPr>
-        <w:t>sername@</w:t>
-      </w:r>
-      <w:r>
-        <w:rPr>
-          <w:rFonts w:ascii="Courier New" w:eastAsia="Courier New" w:hAnsi="Courier New" w:cs="Courier New"/>
-          <w:color w:val="1A1A1A"/>
-          <w:sz w:val="20"/>
-          <w:szCs w:val="20"/>
-        </w:rPr>
-        <w:t>klpdindaeng-ood.kku.ac.th</w:t>
+        <w:t>odt-hpc-cn.kku.ac.th</w:t>
       </w:r>
       <w:r>
         <w:rPr>
@@ -5754,12 +5571,6 @@
         <w:gridCol w:w="4526"/>
       </w:tblGrid>
       <w:tr>
-        <w:tblPrEx>
-          <w:tblCellMar>
-            <w:top w:w="0" w:type="dxa"/>
-            <w:bottom w:w="0" w:type="dxa"/>
-          </w:tblCellMar>
-        </w:tblPrEx>
         <w:trPr>
           <w:tblHeader/>
         </w:trPr>
@@ -5835,12 +5646,6 @@
         </w:tc>
       </w:tr>
       <w:tr>
-        <w:tblPrEx>
-          <w:tblCellMar>
-            <w:top w:w="0" w:type="dxa"/>
-            <w:bottom w:w="0" w:type="dxa"/>
-          </w:tblCellMar>
-        </w:tblPrEx>
         <w:tc>
           <w:tcPr>
             <w:tcW w:w="4500" w:type="dxa"/>
@@ -5897,12 +5702,6 @@
         </w:tc>
       </w:tr>
       <w:tr>
-        <w:tblPrEx>
-          <w:tblCellMar>
-            <w:top w:w="0" w:type="dxa"/>
-            <w:bottom w:w="0" w:type="dxa"/>
-          </w:tblCellMar>
-        </w:tblPrEx>
         <w:tc>
           <w:tcPr>
             <w:tcW w:w="4500" w:type="dxa"/>
@@ -5959,12 +5758,6 @@
         </w:tc>
       </w:tr>
       <w:tr>
-        <w:tblPrEx>
-          <w:tblCellMar>
-            <w:top w:w="0" w:type="dxa"/>
-            <w:bottom w:w="0" w:type="dxa"/>
-          </w:tblCellMar>
-        </w:tblPrEx>
         <w:tc>
           <w:tcPr>
             <w:tcW w:w="4500" w:type="dxa"/>
@@ -6022,12 +5815,6 @@
         </w:tc>
       </w:tr>
       <w:tr>
-        <w:tblPrEx>
-          <w:tblCellMar>
-            <w:top w:w="0" w:type="dxa"/>
-            <w:bottom w:w="0" w:type="dxa"/>
-          </w:tblCellMar>
-        </w:tblPrEx>
         <w:tc>
           <w:tcPr>
             <w:tcW w:w="4500" w:type="dxa"/>
@@ -6086,12 +5873,6 @@
         </w:tc>
       </w:tr>
       <w:tr>
-        <w:tblPrEx>
-          <w:tblCellMar>
-            <w:top w:w="0" w:type="dxa"/>
-            <w:bottom w:w="0" w:type="dxa"/>
-          </w:tblCellMar>
-        </w:tblPrEx>
         <w:tc>
           <w:tcPr>
             <w:tcW w:w="4500" w:type="dxa"/>
@@ -6763,12 +6544,6 @@
         <w:gridCol w:w="4026"/>
       </w:tblGrid>
       <w:tr>
-        <w:tblPrEx>
-          <w:tblCellMar>
-            <w:top w:w="0" w:type="dxa"/>
-            <w:bottom w:w="0" w:type="dxa"/>
-          </w:tblCellMar>
-        </w:tblPrEx>
         <w:trPr>
           <w:tblHeader/>
         </w:trPr>
@@ -6879,12 +6654,6 @@
         </w:tc>
       </w:tr>
       <w:tr>
-        <w:tblPrEx>
-          <w:tblCellMar>
-            <w:top w:w="0" w:type="dxa"/>
-            <w:bottom w:w="0" w:type="dxa"/>
-          </w:tblCellMar>
-        </w:tblPrEx>
         <w:tc>
           <w:tcPr>
             <w:tcW w:w="2000" w:type="dxa"/>
@@ -6981,12 +6750,6 @@
         </w:tc>
       </w:tr>
       <w:tr>
-        <w:tblPrEx>
-          <w:tblCellMar>
-            <w:top w:w="0" w:type="dxa"/>
-            <w:bottom w:w="0" w:type="dxa"/>
-          </w:tblCellMar>
-        </w:tblPrEx>
         <w:tc>
           <w:tcPr>
             <w:tcW w:w="2000" w:type="dxa"/>
@@ -7083,12 +6846,6 @@
         </w:tc>
       </w:tr>
       <w:tr>
-        <w:tblPrEx>
-          <w:tblCellMar>
-            <w:top w:w="0" w:type="dxa"/>
-            <w:bottom w:w="0" w:type="dxa"/>
-          </w:tblCellMar>
-        </w:tblPrEx>
         <w:tc>
           <w:tcPr>
             <w:tcW w:w="2000" w:type="dxa"/>
@@ -7192,12 +6949,6 @@
         </w:tc>
       </w:tr>
       <w:tr>
-        <w:tblPrEx>
-          <w:tblCellMar>
-            <w:top w:w="0" w:type="dxa"/>
-            <w:bottom w:w="0" w:type="dxa"/>
-          </w:tblCellMar>
-        </w:tblPrEx>
         <w:tc>
           <w:tcPr>
             <w:tcW w:w="2000" w:type="dxa"/>
@@ -7301,12 +7052,6 @@
         </w:tc>
       </w:tr>
       <w:tr>
-        <w:tblPrEx>
-          <w:tblCellMar>
-            <w:top w:w="0" w:type="dxa"/>
-            <w:bottom w:w="0" w:type="dxa"/>
-          </w:tblCellMar>
-        </w:tblPrEx>
         <w:tc>
           <w:tcPr>
             <w:tcW w:w="2000" w:type="dxa"/>
@@ -7403,12 +7148,6 @@
         </w:tc>
       </w:tr>
       <w:tr>
-        <w:tblPrEx>
-          <w:tblCellMar>
-            <w:top w:w="0" w:type="dxa"/>
-            <w:bottom w:w="0" w:type="dxa"/>
-          </w:tblCellMar>
-        </w:tblPrEx>
         <w:tc>
           <w:tcPr>
             <w:tcW w:w="2000" w:type="dxa"/>
@@ -7696,7 +7435,27 @@
           <w:sz w:val="20"/>
           <w:szCs w:val="20"/>
         </w:rPr>
-        <w:t>,State,Elapsed,MaxRSS</w:t>
+        <w:t>,</w:t>
+      </w:r>
+      <w:proofErr w:type="gramStart"/>
+      <w:r>
+        <w:rPr>
+          <w:rFonts w:ascii="Courier New" w:eastAsia="Courier New" w:hAnsi="Courier New" w:cs="Courier New"/>
+          <w:color w:val="1A1A1A"/>
+          <w:sz w:val="20"/>
+          <w:szCs w:val="20"/>
+        </w:rPr>
+        <w:t>State,Elapsed</w:t>
+      </w:r>
+      <w:proofErr w:type="gramEnd"/>
+      <w:r>
+        <w:rPr>
+          <w:rFonts w:ascii="Courier New" w:eastAsia="Courier New" w:hAnsi="Courier New" w:cs="Courier New"/>
+          <w:color w:val="1A1A1A"/>
+          <w:sz w:val="20"/>
+          <w:szCs w:val="20"/>
+        </w:rPr>
+        <w:t>,MaxRSS</w:t>
       </w:r>
       <w:proofErr w:type="spellEnd"/>
       <w:r>
@@ -8578,16 +8337,7 @@
           <w:sz w:val="20"/>
           <w:szCs w:val="20"/>
         </w:rPr>
-        <w:t>pyth</w:t>
-      </w:r>
-      <w:r>
-        <w:rPr>
-          <w:rFonts w:ascii="Courier New" w:eastAsia="Courier New" w:hAnsi="Courier New" w:cs="Courier New"/>
-          <w:color w:val="1A1A1A"/>
-          <w:sz w:val="20"/>
-          <w:szCs w:val="20"/>
-        </w:rPr>
-        <w:t>on3 my_script.py</w:t>
+        <w:t>python3 my_script.py</w:t>
       </w:r>
     </w:p>
     <w:p>
@@ -9007,10 +8757,7 @@
       </w:r>
       <w:proofErr w:type="spellStart"/>
       <w:r>
-        <w:t>แล</w:t>
-      </w:r>
-      <w:r>
-        <w:t>ะ</w:t>
+        <w:t>และ</w:t>
       </w:r>
       <w:proofErr w:type="spellEnd"/>
       <w:r>
@@ -9520,16 +9267,7 @@
           <w:sz w:val="20"/>
           <w:szCs w:val="20"/>
         </w:rPr>
-        <w:t>#SBATCH --nodes=</w:t>
-      </w:r>
-      <w:r>
-        <w:rPr>
-          <w:rFonts w:ascii="Courier New" w:eastAsia="Courier New" w:hAnsi="Courier New" w:cs="Courier New"/>
-          <w:color w:val="1A1A1A"/>
-          <w:sz w:val="20"/>
-          <w:szCs w:val="20"/>
-        </w:rPr>
-        <w:t xml:space="preserve">2                    # </w:t>
+        <w:t xml:space="preserve">#SBATCH --nodes=2                    # </w:t>
       </w:r>
       <w:proofErr w:type="spellStart"/>
       <w:r>
@@ -9931,16 +9669,7 @@
           <w:sz w:val="20"/>
           <w:szCs w:val="20"/>
         </w:rPr>
-        <w:t>python3 process.py --inp</w:t>
-      </w:r>
-      <w:r>
-        <w:rPr>
-          <w:rFonts w:ascii="Courier New" w:eastAsia="Courier New" w:hAnsi="Courier New" w:cs="Courier New"/>
-          <w:color w:val="1A1A1A"/>
-          <w:sz w:val="20"/>
-          <w:szCs w:val="20"/>
-        </w:rPr>
-        <w:t>ut data_${SLURM_ARRAY_TASK_ID}.csv</w:t>
+        <w:t>python3 process.py --input data_${SLURM_ARRAY_TASK_ID}.csv</w:t>
       </w:r>
     </w:p>
     <w:p>
@@ -10067,10 +9796,7 @@
       </w:r>
       <w:proofErr w:type="spellEnd"/>
       <w:r>
-        <w:t xml:space="preserve"> scratc</w:t>
-      </w:r>
-      <w:r>
-        <w:t xml:space="preserve">h </w:t>
+        <w:t xml:space="preserve"> scratch </w:t>
       </w:r>
       <w:proofErr w:type="spellStart"/>
       <w:r>
@@ -10502,16 +10228,7 @@
           <w:sz w:val="20"/>
           <w:szCs w:val="20"/>
         </w:rPr>
-        <w:t>python3 /home/$USER/process.py large_dataset.csv outpu</w:t>
-      </w:r>
-      <w:r>
-        <w:rPr>
-          <w:rFonts w:ascii="Courier New" w:eastAsia="Courier New" w:hAnsi="Courier New" w:cs="Courier New"/>
-          <w:color w:val="1A1A1A"/>
-          <w:sz w:val="20"/>
-          <w:szCs w:val="20"/>
-        </w:rPr>
-        <w:t>t.csv</w:t>
+        <w:t>python3 /home/$USER/process.py large_dataset.csv output.csv</w:t>
       </w:r>
     </w:p>
     <w:p>
@@ -10739,16 +10456,7 @@
           <w:sz w:val="20"/>
           <w:szCs w:val="20"/>
         </w:rPr>
-        <w:t>#SBATCH --job-name=python-a</w:t>
-      </w:r>
-      <w:r>
-        <w:rPr>
-          <w:rFonts w:ascii="Courier New" w:eastAsia="Courier New" w:hAnsi="Courier New" w:cs="Courier New"/>
-          <w:color w:val="1A1A1A"/>
-          <w:sz w:val="20"/>
-          <w:szCs w:val="20"/>
-        </w:rPr>
-        <w:t>nalysis</w:t>
+        <w:t>#SBATCH --job-name=python-analysis</w:t>
       </w:r>
     </w:p>
     <w:p>
@@ -11028,7 +10736,27 @@
           <w:sz w:val="20"/>
           <w:szCs w:val="20"/>
         </w:rPr>
-        <w:t>('category').mean()</w:t>
+        <w:t>('category'</w:t>
+      </w:r>
+      <w:proofErr w:type="gramStart"/>
+      <w:r>
+        <w:rPr>
+          <w:rFonts w:ascii="Courier New" w:eastAsia="Courier New" w:hAnsi="Courier New" w:cs="Courier New"/>
+          <w:color w:val="1A1A1A"/>
+          <w:sz w:val="20"/>
+          <w:szCs w:val="20"/>
+        </w:rPr>
+        <w:t>).mean</w:t>
+      </w:r>
+      <w:proofErr w:type="gramEnd"/>
+      <w:r>
+        <w:rPr>
+          <w:rFonts w:ascii="Courier New" w:eastAsia="Courier New" w:hAnsi="Courier New" w:cs="Courier New"/>
+          <w:color w:val="1A1A1A"/>
+          <w:sz w:val="20"/>
+          <w:szCs w:val="20"/>
+        </w:rPr>
+        <w:t>()</w:t>
       </w:r>
     </w:p>
     <w:p>
@@ -11234,16 +10962,7 @@
           <w:sz w:val="20"/>
           <w:szCs w:val="20"/>
         </w:rPr>
-        <w:t>#SBATCH --output=/home</w:t>
-      </w:r>
-      <w:r>
-        <w:rPr>
-          <w:rFonts w:ascii="Courier New" w:eastAsia="Courier New" w:hAnsi="Courier New" w:cs="Courier New"/>
-          <w:color w:val="1A1A1A"/>
-          <w:sz w:val="20"/>
-          <w:szCs w:val="20"/>
-        </w:rPr>
-        <w:t>/%u/train-%</w:t>
+        <w:t>#SBATCH --output=/home/%u/train-%</w:t>
       </w:r>
       <w:proofErr w:type="spellStart"/>
       <w:r>
@@ -11445,27 +11164,58 @@
           <w:sz w:val="20"/>
           <w:szCs w:val="20"/>
         </w:rPr>
-        <w:t xml:space="preserve"> available: {</w:t>
-      </w:r>
-      <w:proofErr w:type="spellStart"/>
-      <w:r>
-        <w:rPr>
-          <w:rFonts w:ascii="Courier New" w:eastAsia="Courier New" w:hAnsi="Courier New" w:cs="Courier New"/>
-          <w:color w:val="1A1A1A"/>
-          <w:sz w:val="20"/>
-          <w:szCs w:val="20"/>
-        </w:rPr>
-        <w:t>torch.cuda.is_available</w:t>
-      </w:r>
-      <w:proofErr w:type="spellEnd"/>
-      <w:r>
-        <w:rPr>
-          <w:rFonts w:ascii="Courier New" w:eastAsia="Courier New" w:hAnsi="Courier New" w:cs="Courier New"/>
-          <w:color w:val="1A1A1A"/>
-          <w:sz w:val="20"/>
-          <w:szCs w:val="20"/>
-        </w:rPr>
-        <w:t>()}')</w:t>
+        <w:t xml:space="preserve"> </w:t>
+      </w:r>
+      <w:proofErr w:type="gramStart"/>
+      <w:r>
+        <w:rPr>
+          <w:rFonts w:ascii="Courier New" w:eastAsia="Courier New" w:hAnsi="Courier New" w:cs="Courier New"/>
+          <w:color w:val="1A1A1A"/>
+          <w:sz w:val="20"/>
+          <w:szCs w:val="20"/>
+        </w:rPr>
+        <w:t>available: {</w:t>
+      </w:r>
+      <w:proofErr w:type="spellStart"/>
+      <w:proofErr w:type="gramEnd"/>
+      <w:r>
+        <w:rPr>
+          <w:rFonts w:ascii="Courier New" w:eastAsia="Courier New" w:hAnsi="Courier New" w:cs="Courier New"/>
+          <w:color w:val="1A1A1A"/>
+          <w:sz w:val="20"/>
+          <w:szCs w:val="20"/>
+        </w:rPr>
+        <w:t>torch.cuda.is_</w:t>
+      </w:r>
+      <w:proofErr w:type="gramStart"/>
+      <w:r>
+        <w:rPr>
+          <w:rFonts w:ascii="Courier New" w:eastAsia="Courier New" w:hAnsi="Courier New" w:cs="Courier New"/>
+          <w:color w:val="1A1A1A"/>
+          <w:sz w:val="20"/>
+          <w:szCs w:val="20"/>
+        </w:rPr>
+        <w:t>available</w:t>
+      </w:r>
+      <w:proofErr w:type="spellEnd"/>
+      <w:r>
+        <w:rPr>
+          <w:rFonts w:ascii="Courier New" w:eastAsia="Courier New" w:hAnsi="Courier New" w:cs="Courier New"/>
+          <w:color w:val="1A1A1A"/>
+          <w:sz w:val="20"/>
+          <w:szCs w:val="20"/>
+        </w:rPr>
+        <w:t>(</w:t>
+      </w:r>
+      <w:proofErr w:type="gramEnd"/>
+      <w:r>
+        <w:rPr>
+          <w:rFonts w:ascii="Courier New" w:eastAsia="Courier New" w:hAnsi="Courier New" w:cs="Courier New"/>
+          <w:color w:val="1A1A1A"/>
+          <w:sz w:val="20"/>
+          <w:szCs w:val="20"/>
+        </w:rPr>
+        <w:t>)}')</w:t>
       </w:r>
     </w:p>
     <w:p>
@@ -11483,6 +11233,26 @@
         <w:t>print(</w:t>
       </w:r>
       <w:proofErr w:type="spellStart"/>
+      <w:r>
+        <w:rPr>
+          <w:rFonts w:ascii="Courier New" w:eastAsia="Courier New" w:hAnsi="Courier New" w:cs="Courier New"/>
+          <w:color w:val="1A1A1A"/>
+          <w:sz w:val="20"/>
+          <w:szCs w:val="20"/>
+        </w:rPr>
+        <w:t>f'GPU</w:t>
+      </w:r>
+      <w:proofErr w:type="spellEnd"/>
+      <w:r>
+        <w:rPr>
+          <w:rFonts w:ascii="Courier New" w:eastAsia="Courier New" w:hAnsi="Courier New" w:cs="Courier New"/>
+          <w:color w:val="1A1A1A"/>
+          <w:sz w:val="20"/>
+          <w:szCs w:val="20"/>
+        </w:rPr>
+        <w:t>: {</w:t>
+      </w:r>
+      <w:proofErr w:type="spellStart"/>
       <w:proofErr w:type="gramEnd"/>
       <w:r>
         <w:rPr>
@@ -11491,37 +11261,37 @@
           <w:sz w:val="20"/>
           <w:szCs w:val="20"/>
         </w:rPr>
-        <w:t>f'GPU</w:t>
-      </w:r>
-      <w:proofErr w:type="spellEnd"/>
-      <w:r>
-        <w:rPr>
-          <w:rFonts w:ascii="Courier New" w:eastAsia="Courier New" w:hAnsi="Courier New" w:cs="Courier New"/>
-          <w:color w:val="1A1A1A"/>
-          <w:sz w:val="20"/>
-          <w:szCs w:val="20"/>
-        </w:rPr>
-        <w:t>: {</w:t>
-      </w:r>
-      <w:proofErr w:type="spellStart"/>
-      <w:r>
-        <w:rPr>
-          <w:rFonts w:ascii="Courier New" w:eastAsia="Courier New" w:hAnsi="Courier New" w:cs="Courier New"/>
-          <w:color w:val="1A1A1A"/>
-          <w:sz w:val="20"/>
-          <w:szCs w:val="20"/>
-        </w:rPr>
-        <w:t>torch.cuda.get_device_name</w:t>
-      </w:r>
-      <w:proofErr w:type="spellEnd"/>
-      <w:r>
-        <w:rPr>
-          <w:rFonts w:ascii="Courier New" w:eastAsia="Courier New" w:hAnsi="Courier New" w:cs="Courier New"/>
-          <w:color w:val="1A1A1A"/>
-          <w:sz w:val="20"/>
-          <w:szCs w:val="20"/>
-        </w:rPr>
-        <w:t>(0)}')</w:t>
+        <w:t>torch.cuda.get_device_</w:t>
+      </w:r>
+      <w:proofErr w:type="gramStart"/>
+      <w:r>
+        <w:rPr>
+          <w:rFonts w:ascii="Courier New" w:eastAsia="Courier New" w:hAnsi="Courier New" w:cs="Courier New"/>
+          <w:color w:val="1A1A1A"/>
+          <w:sz w:val="20"/>
+          <w:szCs w:val="20"/>
+        </w:rPr>
+        <w:t>name</w:t>
+      </w:r>
+      <w:proofErr w:type="spellEnd"/>
+      <w:r>
+        <w:rPr>
+          <w:rFonts w:ascii="Courier New" w:eastAsia="Courier New" w:hAnsi="Courier New" w:cs="Courier New"/>
+          <w:color w:val="1A1A1A"/>
+          <w:sz w:val="20"/>
+          <w:szCs w:val="20"/>
+        </w:rPr>
+        <w:t>(0)}</w:t>
+      </w:r>
+      <w:proofErr w:type="gramEnd"/>
+      <w:r>
+        <w:rPr>
+          <w:rFonts w:ascii="Courier New" w:eastAsia="Courier New" w:hAnsi="Courier New" w:cs="Courier New"/>
+          <w:color w:val="1A1A1A"/>
+          <w:sz w:val="20"/>
+          <w:szCs w:val="20"/>
+        </w:rPr>
+        <w:t>')</w:t>
       </w:r>
     </w:p>
     <w:p>
@@ -11566,7 +11336,17 @@
           <w:sz w:val="20"/>
           <w:szCs w:val="20"/>
         </w:rPr>
-        <w:t>(100, 10).</w:t>
+        <w:t>(100, 10</w:t>
+      </w:r>
+      <w:proofErr w:type="gramStart"/>
+      <w:r>
+        <w:rPr>
+          <w:rFonts w:ascii="Courier New" w:eastAsia="Courier New" w:hAnsi="Courier New" w:cs="Courier New"/>
+          <w:color w:val="1A1A1A"/>
+          <w:sz w:val="20"/>
+          <w:szCs w:val="20"/>
+        </w:rPr>
+        <w:t>).</w:t>
       </w:r>
       <w:proofErr w:type="spellStart"/>
       <w:r>
@@ -11579,6 +11359,7 @@
         <w:t>cuda</w:t>
       </w:r>
       <w:proofErr w:type="spellEnd"/>
+      <w:proofErr w:type="gramEnd"/>
       <w:r>
         <w:rPr>
           <w:rFonts w:ascii="Courier New" w:eastAsia="Courier New" w:hAnsi="Courier New" w:cs="Courier New"/>
@@ -11622,7 +11403,17 @@
           <w:sz w:val="20"/>
           <w:szCs w:val="20"/>
         </w:rPr>
-        <w:t>(32, 100).</w:t>
+        <w:t>(32, 100</w:t>
+      </w:r>
+      <w:proofErr w:type="gramStart"/>
+      <w:r>
+        <w:rPr>
+          <w:rFonts w:ascii="Courier New" w:eastAsia="Courier New" w:hAnsi="Courier New" w:cs="Courier New"/>
+          <w:color w:val="1A1A1A"/>
+          <w:sz w:val="20"/>
+          <w:szCs w:val="20"/>
+        </w:rPr>
+        <w:t>).</w:t>
       </w:r>
       <w:proofErr w:type="spellStart"/>
       <w:r>
@@ -11635,6 +11426,7 @@
         <w:t>cuda</w:t>
       </w:r>
       <w:proofErr w:type="spellEnd"/>
+      <w:proofErr w:type="gramEnd"/>
       <w:r>
         <w:rPr>
           <w:rFonts w:ascii="Courier New" w:eastAsia="Courier New" w:hAnsi="Courier New" w:cs="Courier New"/>
@@ -11695,6 +11487,7 @@
         <w:t xml:space="preserve"> shape: {</w:t>
       </w:r>
       <w:proofErr w:type="spellStart"/>
+      <w:proofErr w:type="gramStart"/>
       <w:r>
         <w:rPr>
           <w:rFonts w:ascii="Courier New" w:eastAsia="Courier New" w:hAnsi="Courier New" w:cs="Courier New"/>
@@ -11705,6 +11498,7 @@
         <w:t>output.shape</w:t>
       </w:r>
       <w:proofErr w:type="spellEnd"/>
+      <w:proofErr w:type="gramEnd"/>
       <w:r>
         <w:rPr>
           <w:rFonts w:ascii="Courier New" w:eastAsia="Courier New" w:hAnsi="Courier New" w:cs="Courier New"/>
@@ -11926,16 +11720,7 @@
           <w:sz w:val="20"/>
           <w:szCs w:val="20"/>
         </w:rPr>
-        <w:t>#SBATCH --me</w:t>
-      </w:r>
-      <w:r>
-        <w:rPr>
-          <w:rFonts w:ascii="Courier New" w:eastAsia="Courier New" w:hAnsi="Courier New" w:cs="Courier New"/>
-          <w:color w:val="1A1A1A"/>
-          <w:sz w:val="20"/>
-          <w:szCs w:val="20"/>
-        </w:rPr>
-        <w:t>m=16G</w:t>
+        <w:t>#SBATCH --mem=16G</w:t>
       </w:r>
     </w:p>
     <w:p>
@@ -12148,16 +11933,7 @@
           <w:sz w:val="20"/>
           <w:szCs w:val="20"/>
         </w:rPr>
-        <w:t>python3 /home/$USER/scripts/report</w:t>
-      </w:r>
-      <w:r>
-        <w:rPr>
-          <w:rFonts w:ascii="Courier New" w:eastAsia="Courier New" w:hAnsi="Courier New" w:cs="Courier New"/>
-          <w:color w:val="1A1A1A"/>
-          <w:sz w:val="20"/>
-          <w:szCs w:val="20"/>
-        </w:rPr>
-        <w:t>.py</w:t>
+        <w:t>python3 /home/$USER/scripts/report.py</w:t>
       </w:r>
     </w:p>
     <w:p>
@@ -12666,9 +12442,40 @@
           <w:sz w:val="20"/>
           <w:szCs w:val="20"/>
         </w:rPr>
-        <w:t>,State,Elapsed,MaxRSS,ExitCode</w:t>
-      </w:r>
-      <w:proofErr w:type="spellEnd"/>
+        <w:t>,</w:t>
+      </w:r>
+      <w:proofErr w:type="gramStart"/>
+      <w:r>
+        <w:rPr>
+          <w:rFonts w:ascii="Courier New" w:eastAsia="Courier New" w:hAnsi="Courier New" w:cs="Courier New"/>
+          <w:color w:val="1A1A1A"/>
+          <w:sz w:val="20"/>
+          <w:szCs w:val="20"/>
+        </w:rPr>
+        <w:t>State,Elapsed</w:t>
+      </w:r>
+      <w:proofErr w:type="gramEnd"/>
+      <w:r>
+        <w:rPr>
+          <w:rFonts w:ascii="Courier New" w:eastAsia="Courier New" w:hAnsi="Courier New" w:cs="Courier New"/>
+          <w:color w:val="1A1A1A"/>
+          <w:sz w:val="20"/>
+          <w:szCs w:val="20"/>
+        </w:rPr>
+        <w:t>,</w:t>
+      </w:r>
+      <w:proofErr w:type="gramStart"/>
+      <w:r>
+        <w:rPr>
+          <w:rFonts w:ascii="Courier New" w:eastAsia="Courier New" w:hAnsi="Courier New" w:cs="Courier New"/>
+          <w:color w:val="1A1A1A"/>
+          <w:sz w:val="20"/>
+          <w:szCs w:val="20"/>
+        </w:rPr>
+        <w:t>MaxRSS,ExitCode</w:t>
+      </w:r>
+      <w:proofErr w:type="spellEnd"/>
+      <w:proofErr w:type="gramEnd"/>
     </w:p>
     <w:p>
       <w:pPr>
@@ -12849,16 +12656,7 @@
           <w:sz w:val="20"/>
           <w:szCs w:val="20"/>
         </w:rPr>
-        <w:t>เ</w:t>
-      </w:r>
-      <w:r>
-        <w:rPr>
-          <w:rFonts w:ascii="Courier New" w:eastAsia="Courier New" w:hAnsi="Courier New" w:cs="Courier New"/>
-          <w:color w:val="1A1A1A"/>
-          <w:sz w:val="20"/>
-          <w:szCs w:val="20"/>
-        </w:rPr>
-        <w:t>พิ่ม</w:t>
+        <w:t>เพิ่ม</w:t>
       </w:r>
       <w:proofErr w:type="spellEnd"/>
       <w:r>
@@ -13260,10 +13058,7 @@
       </w:r>
       <w:proofErr w:type="spellStart"/>
       <w:r>
-        <w:t>ก</w:t>
-      </w:r>
-      <w:r>
-        <w:t>รณีที่</w:t>
+        <w:t>กรณีที่</w:t>
       </w:r>
       <w:proofErr w:type="spellEnd"/>
       <w:r>
@@ -13429,12 +13224,6 @@
         <w:gridCol w:w="4526"/>
       </w:tblGrid>
       <w:tr>
-        <w:tblPrEx>
-          <w:tblCellMar>
-            <w:top w:w="0" w:type="dxa"/>
-            <w:bottom w:w="0" w:type="dxa"/>
-          </w:tblCellMar>
-        </w:tblPrEx>
         <w:trPr>
           <w:tblHeader/>
         </w:trPr>
@@ -13503,29 +13292,13 @@
                 <w:sz w:val="22"/>
                 <w:szCs w:val="22"/>
               </w:rPr>
-              <w:t>ระย</w:t>
-            </w:r>
-            <w:r>
-              <w:rPr>
-                <w:b/>
-                <w:bCs/>
-                <w:color w:val="FFFFFF"/>
-                <w:sz w:val="22"/>
-                <w:szCs w:val="22"/>
-              </w:rPr>
-              <w:t>ะเวลา</w:t>
+              <w:t>ระยะเวลา</w:t>
             </w:r>
             <w:proofErr w:type="spellEnd"/>
           </w:p>
         </w:tc>
       </w:tr>
       <w:tr>
-        <w:tblPrEx>
-          <w:tblCellMar>
-            <w:top w:w="0" w:type="dxa"/>
-            <w:bottom w:w="0" w:type="dxa"/>
-          </w:tblCellMar>
-        </w:tblPrEx>
         <w:tc>
           <w:tcPr>
             <w:tcW w:w="4500" w:type="dxa"/>
@@ -13591,12 +13364,6 @@
         </w:tc>
       </w:tr>
       <w:tr>
-        <w:tblPrEx>
-          <w:tblCellMar>
-            <w:top w:w="0" w:type="dxa"/>
-            <w:bottom w:w="0" w:type="dxa"/>
-          </w:tblCellMar>
-        </w:tblPrEx>
         <w:tc>
           <w:tcPr>
             <w:tcW w:w="4500" w:type="dxa"/>
@@ -13662,12 +13429,6 @@
         </w:tc>
       </w:tr>
       <w:tr>
-        <w:tblPrEx>
-          <w:tblCellMar>
-            <w:top w:w="0" w:type="dxa"/>
-            <w:bottom w:w="0" w:type="dxa"/>
-          </w:tblCellMar>
-        </w:tblPrEx>
         <w:tc>
           <w:tcPr>
             <w:tcW w:w="4500" w:type="dxa"/>
@@ -13733,12 +13494,6 @@
         </w:tc>
       </w:tr>
       <w:tr>
-        <w:tblPrEx>
-          <w:tblCellMar>
-            <w:top w:w="0" w:type="dxa"/>
-            <w:bottom w:w="0" w:type="dxa"/>
-          </w:tblCellMar>
-        </w:tblPrEx>
         <w:tc>
           <w:tcPr>
             <w:tcW w:w="4500" w:type="dxa"/>
@@ -13847,12 +13602,6 @@
         <w:gridCol w:w="4526"/>
       </w:tblGrid>
       <w:tr>
-        <w:tblPrEx>
-          <w:tblCellMar>
-            <w:top w:w="0" w:type="dxa"/>
-            <w:bottom w:w="0" w:type="dxa"/>
-          </w:tblCellMar>
-        </w:tblPrEx>
         <w:trPr>
           <w:tblHeader/>
         </w:trPr>
@@ -13929,12 +13678,6 @@
         </w:tc>
       </w:tr>
       <w:tr>
-        <w:tblPrEx>
-          <w:tblCellMar>
-            <w:top w:w="0" w:type="dxa"/>
-            <w:bottom w:w="0" w:type="dxa"/>
-          </w:tblCellMar>
-        </w:tblPrEx>
         <w:tc>
           <w:tcPr>
             <w:tcW w:w="4500" w:type="dxa"/>
@@ -13991,12 +13734,6 @@
         </w:tc>
       </w:tr>
       <w:tr>
-        <w:tblPrEx>
-          <w:tblCellMar>
-            <w:top w:w="0" w:type="dxa"/>
-            <w:bottom w:w="0" w:type="dxa"/>
-          </w:tblCellMar>
-        </w:tblPrEx>
         <w:tc>
           <w:tcPr>
             <w:tcW w:w="4500" w:type="dxa"/>
@@ -14053,12 +13790,6 @@
         </w:tc>
       </w:tr>
       <w:tr>
-        <w:tblPrEx>
-          <w:tblCellMar>
-            <w:top w:w="0" w:type="dxa"/>
-            <w:bottom w:w="0" w:type="dxa"/>
-          </w:tblCellMar>
-        </w:tblPrEx>
         <w:tc>
           <w:tcPr>
             <w:tcW w:w="4500" w:type="dxa"/>
@@ -14115,12 +13846,6 @@
         </w:tc>
       </w:tr>
       <w:tr>
-        <w:tblPrEx>
-          <w:tblCellMar>
-            <w:top w:w="0" w:type="dxa"/>
-            <w:bottom w:w="0" w:type="dxa"/>
-          </w:tblCellMar>
-        </w:tblPrEx>
         <w:tc>
           <w:tcPr>
             <w:tcW w:w="4500" w:type="dxa"/>
@@ -14257,12 +13982,6 @@
         <w:gridCol w:w="5526"/>
       </w:tblGrid>
       <w:tr>
-        <w:tblPrEx>
-          <w:tblCellMar>
-            <w:top w:w="0" w:type="dxa"/>
-            <w:bottom w:w="0" w:type="dxa"/>
-          </w:tblCellMar>
-        </w:tblPrEx>
         <w:trPr>
           <w:tblHeader/>
         </w:trPr>
@@ -14338,12 +14057,6 @@
         </w:tc>
       </w:tr>
       <w:tr>
-        <w:tblPrEx>
-          <w:tblCellMar>
-            <w:top w:w="0" w:type="dxa"/>
-            <w:bottom w:w="0" w:type="dxa"/>
-          </w:tblCellMar>
-        </w:tblPrEx>
         <w:tc>
           <w:tcPr>
             <w:tcW w:w="3500" w:type="dxa"/>
@@ -14418,12 +14131,6 @@
         </w:tc>
       </w:tr>
       <w:tr>
-        <w:tblPrEx>
-          <w:tblCellMar>
-            <w:top w:w="0" w:type="dxa"/>
-            <w:bottom w:w="0" w:type="dxa"/>
-          </w:tblCellMar>
-        </w:tblPrEx>
         <w:tc>
           <w:tcPr>
             <w:tcW w:w="3500" w:type="dxa"/>
@@ -14482,12 +14189,6 @@
         </w:tc>
       </w:tr>
       <w:tr>
-        <w:tblPrEx>
-          <w:tblCellMar>
-            <w:top w:w="0" w:type="dxa"/>
-            <w:bottom w:w="0" w:type="dxa"/>
-          </w:tblCellMar>
-        </w:tblPrEx>
         <w:tc>
           <w:tcPr>
             <w:tcW w:w="3500" w:type="dxa"/>
@@ -14562,12 +14263,6 @@
         </w:tc>
       </w:tr>
       <w:tr>
-        <w:tblPrEx>
-          <w:tblCellMar>
-            <w:top w:w="0" w:type="dxa"/>
-            <w:bottom w:w="0" w:type="dxa"/>
-          </w:tblCellMar>
-        </w:tblPrEx>
         <w:tc>
           <w:tcPr>
             <w:tcW w:w="3500" w:type="dxa"/>
@@ -14626,12 +14321,6 @@
         </w:tc>
       </w:tr>
       <w:tr>
-        <w:tblPrEx>
-          <w:tblCellMar>
-            <w:top w:w="0" w:type="dxa"/>
-            <w:bottom w:w="0" w:type="dxa"/>
-          </w:tblCellMar>
-        </w:tblPrEx>
         <w:tc>
           <w:tcPr>
             <w:tcW w:w="3500" w:type="dxa"/>
@@ -14713,12 +14402,6 @@
         </w:tc>
       </w:tr>
       <w:tr>
-        <w:tblPrEx>
-          <w:tblCellMar>
-            <w:top w:w="0" w:type="dxa"/>
-            <w:bottom w:w="0" w:type="dxa"/>
-          </w:tblCellMar>
-        </w:tblPrEx>
         <w:tc>
           <w:tcPr>
             <w:tcW w:w="3500" w:type="dxa"/>
@@ -14809,7 +14492,7 @@
 </file>
 
 <file path=word/endnotes.xml><?xml version="1.0" encoding="utf-8"?>
-<w:endnotes xmlns:wpc="http://schemas.microsoft.com/office/word/2010/wordprocessingCanvas" xmlns:cx="http://schemas.microsoft.com/office/drawing/2014/chartex" xmlns:cx1="http://schemas.microsoft.com/office/drawing/2015/9/8/chartex" xmlns:cx2="http://schemas.microsoft.com/office/drawing/2015/10/21/chartex" xmlns:cx3="http://schemas.microsoft.com/office/drawing/2016/5/9/chartex" xmlns:cx4="http://schemas.microsoft.com/office/drawing/2016/5/10/chartex" xmlns:cx5="http://schemas.microsoft.com/office/drawing/2016/5/11/chartex" xmlns:cx6="http://schemas.microsoft.com/office/drawing/2016/5/12/chartex" xmlns:cx7="http://schemas.microsoft.com/office/drawing/2016/5/13/chartex" xmlns:cx8="http://schemas.microsoft.com/office/drawing/2016/5/14/chartex" xmlns:mc="http://schemas.openxmlformats.org/markup-compatibility/2006" xmlns:aink="http://schemas.microsoft.com/office/drawing/2016/ink" xmlns:am3d="http://schemas.microsoft.com/office/drawing/2017/model3d" xmlns:o="urn:schemas-microsoft-com:office:office" xmlns:r="http://schemas.openxmlformats.org/officeDocument/2006/relationships" xmlns:m="http://schemas.openxmlformats.org/officeDocument/2006/math" xmlns:v="urn:schemas-microsoft-com:vml" xmlns:wp14="http://schemas.microsoft.com/office/word/2010/wordprocessingDrawing" xmlns:wp="http://schemas.openxmlformats.org/drawingml/2006/wordprocessingDrawing" xmlns:w10="urn:schemas-microsoft-com:office:word" xmlns:w="http://schemas.openxmlformats.org/wordprocessingml/2006/main" xmlns:w14="http://schemas.microsoft.com/office/word/2010/wordml" xmlns:w15="http://schemas.microsoft.com/office/word/2012/wordml" xmlns:w16cex="http://schemas.microsoft.com/office/word/2018/wordml/cex" xmlns:w16cid="http://schemas.microsoft.com/office/word/2016/wordml/cid" xmlns:w16="http://schemas.microsoft.com/office/word/2018/wordml" xmlns:w16sdtdh="http://schemas.microsoft.com/office/word/2020/wordml/sdtdatahash" xmlns:w16se="http://schemas.microsoft.com/office/word/2015/wordml/symex" xmlns:wpg="http://schemas.microsoft.com/office/word/2010/wordprocessingGroup" xmlns:wpi="http://schemas.microsoft.com/office/word/2010/wordprocessingInk" xmlns:wne="http://schemas.microsoft.com/office/word/2006/wordml" xmlns:wps="http://schemas.microsoft.com/office/word/2010/wordprocessingShape" mc:Ignorable="w14 w15 w16se w16cid w16 w16cex w16sdtdh wp14">
+<w:endnotes xmlns:wpc="http://schemas.microsoft.com/office/word/2010/wordprocessingCanvas" xmlns:cx="http://schemas.microsoft.com/office/drawing/2014/chartex" xmlns:cx1="http://schemas.microsoft.com/office/drawing/2015/9/8/chartex" xmlns:cx2="http://schemas.microsoft.com/office/drawing/2015/10/21/chartex" xmlns:cx3="http://schemas.microsoft.com/office/drawing/2016/5/9/chartex" xmlns:cx4="http://schemas.microsoft.com/office/drawing/2016/5/10/chartex" xmlns:cx5="http://schemas.microsoft.com/office/drawing/2016/5/11/chartex" xmlns:cx6="http://schemas.microsoft.com/office/drawing/2016/5/12/chartex" xmlns:cx7="http://schemas.microsoft.com/office/drawing/2016/5/13/chartex" xmlns:cx8="http://schemas.microsoft.com/office/drawing/2016/5/14/chartex" xmlns:mc="http://schemas.openxmlformats.org/markup-compatibility/2006" xmlns:aink="http://schemas.microsoft.com/office/drawing/2016/ink" xmlns:am3d="http://schemas.microsoft.com/office/drawing/2017/model3d" xmlns:o="urn:schemas-microsoft-com:office:office" xmlns:oel="http://schemas.microsoft.com/office/2019/extlst" xmlns:r="http://schemas.openxmlformats.org/officeDocument/2006/relationships" xmlns:m="http://schemas.openxmlformats.org/officeDocument/2006/math" xmlns:v="urn:schemas-microsoft-com:vml" xmlns:wp14="http://schemas.microsoft.com/office/word/2010/wordprocessingDrawing" xmlns:wp="http://schemas.openxmlformats.org/drawingml/2006/wordprocessingDrawing" xmlns:w10="urn:schemas-microsoft-com:office:word" xmlns:w="http://schemas.openxmlformats.org/wordprocessingml/2006/main" xmlns:w14="http://schemas.microsoft.com/office/word/2010/wordml" xmlns:w15="http://schemas.microsoft.com/office/word/2012/wordml" xmlns:w16cex="http://schemas.microsoft.com/office/word/2018/wordml/cex" xmlns:w16cid="http://schemas.microsoft.com/office/word/2016/wordml/cid" xmlns:w16="http://schemas.microsoft.com/office/word/2018/wordml" xmlns:w16du="http://schemas.microsoft.com/office/word/2023/wordml/word16du" xmlns:w16sdtdh="http://schemas.microsoft.com/office/word/2020/wordml/sdtdatahash" xmlns:w16sdtfl="http://schemas.microsoft.com/office/word/2024/wordml/sdtformatlock" xmlns:w16se="http://schemas.microsoft.com/office/word/2015/wordml/symex" xmlns:wpg="http://schemas.microsoft.com/office/word/2010/wordprocessingGroup" xmlns:wpi="http://schemas.microsoft.com/office/word/2010/wordprocessingInk" xmlns:wne="http://schemas.microsoft.com/office/word/2006/wordml" xmlns:wps="http://schemas.microsoft.com/office/word/2010/wordprocessingShape" mc:Ignorable="w14 w15 w16se w16cid w16 w16cex w16sdtdh w16sdtfl w16du wp14">
   <w:endnote w:type="separator" w:id="-1">
     <w:p>
       <w:r>
@@ -14828,7 +14511,7 @@
 </file>
 
 <file path=word/footer1.xml><?xml version="1.0" encoding="utf-8"?>
-<w:ftr xmlns:wpc="http://schemas.microsoft.com/office/word/2010/wordprocessingCanvas" xmlns:cx="http://schemas.microsoft.com/office/drawing/2014/chartex" xmlns:cx1="http://schemas.microsoft.com/office/drawing/2015/9/8/chartex" xmlns:cx2="http://schemas.microsoft.com/office/drawing/2015/10/21/chartex" xmlns:cx3="http://schemas.microsoft.com/office/drawing/2016/5/9/chartex" xmlns:cx4="http://schemas.microsoft.com/office/drawing/2016/5/10/chartex" xmlns:cx5="http://schemas.microsoft.com/office/drawing/2016/5/11/chartex" xmlns:cx6="http://schemas.microsoft.com/office/drawing/2016/5/12/chartex" xmlns:cx7="http://schemas.microsoft.com/office/drawing/2016/5/13/chartex" xmlns:cx8="http://schemas.microsoft.com/office/drawing/2016/5/14/chartex" xmlns:mc="http://schemas.openxmlformats.org/markup-compatibility/2006" xmlns:aink="http://schemas.microsoft.com/office/drawing/2016/ink" xmlns:am3d="http://schemas.microsoft.com/office/drawing/2017/model3d" xmlns:o="urn:schemas-microsoft-com:office:office" xmlns:r="http://schemas.openxmlformats.org/officeDocument/2006/relationships" xmlns:m="http://schemas.openxmlformats.org/officeDocument/2006/math" xmlns:v="urn:schemas-microsoft-com:vml" xmlns:wp14="http://schemas.microsoft.com/office/word/2010/wordprocessingDrawing" xmlns:wp="http://schemas.openxmlformats.org/drawingml/2006/wordprocessingDrawing" xmlns:w10="urn:schemas-microsoft-com:office:word" xmlns:w="http://schemas.openxmlformats.org/wordprocessingml/2006/main" xmlns:w14="http://schemas.microsoft.com/office/word/2010/wordml" xmlns:w15="http://schemas.microsoft.com/office/word/2012/wordml" xmlns:w16cex="http://schemas.microsoft.com/office/word/2018/wordml/cex" xmlns:w16cid="http://schemas.microsoft.com/office/word/2016/wordml/cid" xmlns:w16="http://schemas.microsoft.com/office/word/2018/wordml" xmlns:w16sdtdh="http://schemas.microsoft.com/office/word/2020/wordml/sdtdatahash" xmlns:w16se="http://schemas.microsoft.com/office/word/2015/wordml/symex" xmlns:wpg="http://schemas.microsoft.com/office/word/2010/wordprocessingGroup" xmlns:wpi="http://schemas.microsoft.com/office/word/2010/wordprocessingInk" xmlns:wne="http://schemas.microsoft.com/office/word/2006/wordml" xmlns:wps="http://schemas.microsoft.com/office/word/2010/wordprocessingShape" mc:Ignorable="w14 w15 w16se w16cid w16 w16cex w16sdtdh wp14">
+<w:ftr xmlns:wpc="http://schemas.microsoft.com/office/word/2010/wordprocessingCanvas" xmlns:cx="http://schemas.microsoft.com/office/drawing/2014/chartex" xmlns:cx1="http://schemas.microsoft.com/office/drawing/2015/9/8/chartex" xmlns:cx2="http://schemas.microsoft.com/office/drawing/2015/10/21/chartex" xmlns:cx3="http://schemas.microsoft.com/office/drawing/2016/5/9/chartex" xmlns:cx4="http://schemas.microsoft.com/office/drawing/2016/5/10/chartex" xmlns:cx5="http://schemas.microsoft.com/office/drawing/2016/5/11/chartex" xmlns:cx6="http://schemas.microsoft.com/office/drawing/2016/5/12/chartex" xmlns:cx7="http://schemas.microsoft.com/office/drawing/2016/5/13/chartex" xmlns:cx8="http://schemas.microsoft.com/office/drawing/2016/5/14/chartex" xmlns:mc="http://schemas.openxmlformats.org/markup-compatibility/2006" xmlns:aink="http://schemas.microsoft.com/office/drawing/2016/ink" xmlns:am3d="http://schemas.microsoft.com/office/drawing/2017/model3d" xmlns:o="urn:schemas-microsoft-com:office:office" xmlns:oel="http://schemas.microsoft.com/office/2019/extlst" xmlns:r="http://schemas.openxmlformats.org/officeDocument/2006/relationships" xmlns:m="http://schemas.openxmlformats.org/officeDocument/2006/math" xmlns:v="urn:schemas-microsoft-com:vml" xmlns:wp14="http://schemas.microsoft.com/office/word/2010/wordprocessingDrawing" xmlns:wp="http://schemas.openxmlformats.org/drawingml/2006/wordprocessingDrawing" xmlns:w10="urn:schemas-microsoft-com:office:word" xmlns:w="http://schemas.openxmlformats.org/wordprocessingml/2006/main" xmlns:w14="http://schemas.microsoft.com/office/word/2010/wordml" xmlns:w15="http://schemas.microsoft.com/office/word/2012/wordml" xmlns:w16cex="http://schemas.microsoft.com/office/word/2018/wordml/cex" xmlns:w16cid="http://schemas.microsoft.com/office/word/2016/wordml/cid" xmlns:w16="http://schemas.microsoft.com/office/word/2018/wordml" xmlns:w16du="http://schemas.microsoft.com/office/word/2023/wordml/word16du" xmlns:w16sdtdh="http://schemas.microsoft.com/office/word/2020/wordml/sdtdatahash" xmlns:w16sdtfl="http://schemas.microsoft.com/office/word/2024/wordml/sdtformatlock" xmlns:w16se="http://schemas.microsoft.com/office/word/2015/wordml/symex" xmlns:wpg="http://schemas.microsoft.com/office/word/2010/wordprocessingGroup" xmlns:wpi="http://schemas.microsoft.com/office/word/2010/wordprocessingInk" xmlns:wne="http://schemas.microsoft.com/office/word/2006/wordml" xmlns:wps="http://schemas.microsoft.com/office/word/2010/wordprocessingShape" mc:Ignorable="w14 w15 w16se w16cid w16 w16cex w16sdtdh w16sdtfl w16du wp14">
   <w:p>
     <w:pPr>
       <w:pBdr>
@@ -14915,7 +14598,7 @@
 </file>
 
 <file path=word/footnotes.xml><?xml version="1.0" encoding="utf-8"?>
-<w:footnotes xmlns:wpc="http://schemas.microsoft.com/office/word/2010/wordprocessingCanvas" xmlns:cx="http://schemas.microsoft.com/office/drawing/2014/chartex" xmlns:cx1="http://schemas.microsoft.com/office/drawing/2015/9/8/chartex" xmlns:cx2="http://schemas.microsoft.com/office/drawing/2015/10/21/chartex" xmlns:cx3="http://schemas.microsoft.com/office/drawing/2016/5/9/chartex" xmlns:cx4="http://schemas.microsoft.com/office/drawing/2016/5/10/chartex" xmlns:cx5="http://schemas.microsoft.com/office/drawing/2016/5/11/chartex" xmlns:cx6="http://schemas.microsoft.com/office/drawing/2016/5/12/chartex" xmlns:cx7="http://schemas.microsoft.com/office/drawing/2016/5/13/chartex" xmlns:cx8="http://schemas.microsoft.com/office/drawing/2016/5/14/chartex" xmlns:mc="http://schemas.openxmlformats.org/markup-compatibility/2006" xmlns:aink="http://schemas.microsoft.com/office/drawing/2016/ink" xmlns:am3d="http://schemas.microsoft.com/office/drawing/2017/model3d" xmlns:o="urn:schemas-microsoft-com:office:office" xmlns:r="http://schemas.openxmlformats.org/officeDocument/2006/relationships" xmlns:m="http://schemas.openxmlformats.org/officeDocument/2006/math" xmlns:v="urn:schemas-microsoft-com:vml" xmlns:wp14="http://schemas.microsoft.com/office/word/2010/wordprocessingDrawing" xmlns:wp="http://schemas.openxmlformats.org/drawingml/2006/wordprocessingDrawing" xmlns:w10="urn:schemas-microsoft-com:office:word" xmlns:w="http://schemas.openxmlformats.org/wordprocessingml/2006/main" xmlns:w14="http://schemas.microsoft.com/office/word/2010/wordml" xmlns:w15="http://schemas.microsoft.com/office/word/2012/wordml" xmlns:w16cex="http://schemas.microsoft.com/office/word/2018/wordml/cex" xmlns:w16cid="http://schemas.microsoft.com/office/word/2016/wordml/cid" xmlns:w16="http://schemas.microsoft.com/office/word/2018/wordml" xmlns:w16sdtdh="http://schemas.microsoft.com/office/word/2020/wordml/sdtdatahash" xmlns:w16se="http://schemas.microsoft.com/office/word/2015/wordml/symex" xmlns:wpg="http://schemas.microsoft.com/office/word/2010/wordprocessingGroup" xmlns:wpi="http://schemas.microsoft.com/office/word/2010/wordprocessingInk" xmlns:wne="http://schemas.microsoft.com/office/word/2006/wordml" xmlns:wps="http://schemas.microsoft.com/office/word/2010/wordprocessingShape" mc:Ignorable="w14 w15 w16se w16cid w16 w16cex w16sdtdh wp14">
+<w:footnotes xmlns:wpc="http://schemas.microsoft.com/office/word/2010/wordprocessingCanvas" xmlns:cx="http://schemas.microsoft.com/office/drawing/2014/chartex" xmlns:cx1="http://schemas.microsoft.com/office/drawing/2015/9/8/chartex" xmlns:cx2="http://schemas.microsoft.com/office/drawing/2015/10/21/chartex" xmlns:cx3="http://schemas.microsoft.com/office/drawing/2016/5/9/chartex" xmlns:cx4="http://schemas.microsoft.com/office/drawing/2016/5/10/chartex" xmlns:cx5="http://schemas.microsoft.com/office/drawing/2016/5/11/chartex" xmlns:cx6="http://schemas.microsoft.com/office/drawing/2016/5/12/chartex" xmlns:cx7="http://schemas.microsoft.com/office/drawing/2016/5/13/chartex" xmlns:cx8="http://schemas.microsoft.com/office/drawing/2016/5/14/chartex" xmlns:mc="http://schemas.openxmlformats.org/markup-compatibility/2006" xmlns:aink="http://schemas.microsoft.com/office/drawing/2016/ink" xmlns:am3d="http://schemas.microsoft.com/office/drawing/2017/model3d" xmlns:o="urn:schemas-microsoft-com:office:office" xmlns:oel="http://schemas.microsoft.com/office/2019/extlst" xmlns:r="http://schemas.openxmlformats.org/officeDocument/2006/relationships" xmlns:m="http://schemas.openxmlformats.org/officeDocument/2006/math" xmlns:v="urn:schemas-microsoft-com:vml" xmlns:wp14="http://schemas.microsoft.com/office/word/2010/wordprocessingDrawing" xmlns:wp="http://schemas.openxmlformats.org/drawingml/2006/wordprocessingDrawing" xmlns:w10="urn:schemas-microsoft-com:office:word" xmlns:w="http://schemas.openxmlformats.org/wordprocessingml/2006/main" xmlns:w14="http://schemas.microsoft.com/office/word/2010/wordml" xmlns:w15="http://schemas.microsoft.com/office/word/2012/wordml" xmlns:w16cex="http://schemas.microsoft.com/office/word/2018/wordml/cex" xmlns:w16cid="http://schemas.microsoft.com/office/word/2016/wordml/cid" xmlns:w16="http://schemas.microsoft.com/office/word/2018/wordml" xmlns:w16du="http://schemas.microsoft.com/office/word/2023/wordml/word16du" xmlns:w16sdtdh="http://schemas.microsoft.com/office/word/2020/wordml/sdtdatahash" xmlns:w16sdtfl="http://schemas.microsoft.com/office/word/2024/wordml/sdtformatlock" xmlns:w16se="http://schemas.microsoft.com/office/word/2015/wordml/symex" xmlns:wpg="http://schemas.microsoft.com/office/word/2010/wordprocessingGroup" xmlns:wpi="http://schemas.microsoft.com/office/word/2010/wordprocessingInk" xmlns:wne="http://schemas.microsoft.com/office/word/2006/wordml" xmlns:wps="http://schemas.microsoft.com/office/word/2010/wordprocessingShape" mc:Ignorable="w14 w15 w16se w16cid w16 w16cex w16sdtdh w16sdtfl w16du wp14">
   <w:footnote w:type="separator" w:id="-1">
     <w:p>
       <w:r>
@@ -14934,7 +14617,7 @@
 </file>
 
 <file path=word/header1.xml><?xml version="1.0" encoding="utf-8"?>
-<w:hdr xmlns:wpc="http://schemas.microsoft.com/office/word/2010/wordprocessingCanvas" xmlns:cx="http://schemas.microsoft.com/office/drawing/2014/chartex" xmlns:cx1="http://schemas.microsoft.com/office/drawing/2015/9/8/chartex" xmlns:cx2="http://schemas.microsoft.com/office/drawing/2015/10/21/chartex" xmlns:cx3="http://schemas.microsoft.com/office/drawing/2016/5/9/chartex" xmlns:cx4="http://schemas.microsoft.com/office/drawing/2016/5/10/chartex" xmlns:cx5="http://schemas.microsoft.com/office/drawing/2016/5/11/chartex" xmlns:cx6="http://schemas.microsoft.com/office/drawing/2016/5/12/chartex" xmlns:cx7="http://schemas.microsoft.com/office/drawing/2016/5/13/chartex" xmlns:cx8="http://schemas.microsoft.com/office/drawing/2016/5/14/chartex" xmlns:mc="http://schemas.openxmlformats.org/markup-compatibility/2006" xmlns:aink="http://schemas.microsoft.com/office/drawing/2016/ink" xmlns:am3d="http://schemas.microsoft.com/office/drawing/2017/model3d" xmlns:o="urn:schemas-microsoft-com:office:office" xmlns:r="http://schemas.openxmlformats.org/officeDocument/2006/relationships" xmlns:m="http://schemas.openxmlformats.org/officeDocument/2006/math" xmlns:v="urn:schemas-microsoft-com:vml" xmlns:wp14="http://schemas.microsoft.com/office/word/2010/wordprocessingDrawing" xmlns:wp="http://schemas.openxmlformats.org/drawingml/2006/wordprocessingDrawing" xmlns:w10="urn:schemas-microsoft-com:office:word" xmlns:w="http://schemas.openxmlformats.org/wordprocessingml/2006/main" xmlns:w14="http://schemas.microsoft.com/office/word/2010/wordml" xmlns:w15="http://schemas.microsoft.com/office/word/2012/wordml" xmlns:w16cex="http://schemas.microsoft.com/office/word/2018/wordml/cex" xmlns:w16cid="http://schemas.microsoft.com/office/word/2016/wordml/cid" xmlns:w16="http://schemas.microsoft.com/office/word/2018/wordml" xmlns:w16sdtdh="http://schemas.microsoft.com/office/word/2020/wordml/sdtdatahash" xmlns:w16se="http://schemas.microsoft.com/office/word/2015/wordml/symex" xmlns:wpg="http://schemas.microsoft.com/office/word/2010/wordprocessingGroup" xmlns:wpi="http://schemas.microsoft.com/office/word/2010/wordprocessingInk" xmlns:wne="http://schemas.microsoft.com/office/word/2006/wordml" xmlns:wps="http://schemas.microsoft.com/office/word/2010/wordprocessingShape" mc:Ignorable="w14 w15 w16se w16cid w16 w16cex w16sdtdh wp14">
+<w:hdr xmlns:wpc="http://schemas.microsoft.com/office/word/2010/wordprocessingCanvas" xmlns:cx="http://schemas.microsoft.com/office/drawing/2014/chartex" xmlns:cx1="http://schemas.microsoft.com/office/drawing/2015/9/8/chartex" xmlns:cx2="http://schemas.microsoft.com/office/drawing/2015/10/21/chartex" xmlns:cx3="http://schemas.microsoft.com/office/drawing/2016/5/9/chartex" xmlns:cx4="http://schemas.microsoft.com/office/drawing/2016/5/10/chartex" xmlns:cx5="http://schemas.microsoft.com/office/drawing/2016/5/11/chartex" xmlns:cx6="http://schemas.microsoft.com/office/drawing/2016/5/12/chartex" xmlns:cx7="http://schemas.microsoft.com/office/drawing/2016/5/13/chartex" xmlns:cx8="http://schemas.microsoft.com/office/drawing/2016/5/14/chartex" xmlns:mc="http://schemas.openxmlformats.org/markup-compatibility/2006" xmlns:aink="http://schemas.microsoft.com/office/drawing/2016/ink" xmlns:am3d="http://schemas.microsoft.com/office/drawing/2017/model3d" xmlns:o="urn:schemas-microsoft-com:office:office" xmlns:oel="http://schemas.microsoft.com/office/2019/extlst" xmlns:r="http://schemas.openxmlformats.org/officeDocument/2006/relationships" xmlns:m="http://schemas.openxmlformats.org/officeDocument/2006/math" xmlns:v="urn:schemas-microsoft-com:vml" xmlns:wp14="http://schemas.microsoft.com/office/word/2010/wordprocessingDrawing" xmlns:wp="http://schemas.openxmlformats.org/drawingml/2006/wordprocessingDrawing" xmlns:w10="urn:schemas-microsoft-com:office:word" xmlns:w="http://schemas.openxmlformats.org/wordprocessingml/2006/main" xmlns:w14="http://schemas.microsoft.com/office/word/2010/wordml" xmlns:w15="http://schemas.microsoft.com/office/word/2012/wordml" xmlns:w16cex="http://schemas.microsoft.com/office/word/2018/wordml/cex" xmlns:w16cid="http://schemas.microsoft.com/office/word/2016/wordml/cid" xmlns:w16="http://schemas.microsoft.com/office/word/2018/wordml" xmlns:w16du="http://schemas.microsoft.com/office/word/2023/wordml/word16du" xmlns:w16sdtdh="http://schemas.microsoft.com/office/word/2020/wordml/sdtdatahash" xmlns:w16sdtfl="http://schemas.microsoft.com/office/word/2024/wordml/sdtformatlock" xmlns:w16se="http://schemas.microsoft.com/office/word/2015/wordml/symex" xmlns:wpg="http://schemas.microsoft.com/office/word/2010/wordprocessingGroup" xmlns:wpi="http://schemas.microsoft.com/office/word/2010/wordprocessingInk" xmlns:wne="http://schemas.microsoft.com/office/word/2006/wordml" xmlns:wps="http://schemas.microsoft.com/office/word/2010/wordprocessingShape" mc:Ignorable="w14 w15 w16se w16cid w16 w16cex w16sdtdh w16sdtfl w16du wp14">
   <w:p>
     <w:pPr>
       <w:pBdr>
@@ -15006,7 +14689,7 @@
 </file>
 
 <file path=word/numbering.xml><?xml version="1.0" encoding="utf-8"?>
-<w:numbering xmlns:wpc="http://schemas.microsoft.com/office/word/2010/wordprocessingCanvas" xmlns:cx="http://schemas.microsoft.com/office/drawing/2014/chartex" xmlns:cx1="http://schemas.microsoft.com/office/drawing/2015/9/8/chartex" xmlns:cx2="http://schemas.microsoft.com/office/drawing/2015/10/21/chartex" xmlns:cx3="http://schemas.microsoft.com/office/drawing/2016/5/9/chartex" xmlns:cx4="http://schemas.microsoft.com/office/drawing/2016/5/10/chartex" xmlns:cx5="http://schemas.microsoft.com/office/drawing/2016/5/11/chartex" xmlns:cx6="http://schemas.microsoft.com/office/drawing/2016/5/12/chartex" xmlns:cx7="http://schemas.microsoft.com/office/drawing/2016/5/13/chartex" xmlns:cx8="http://schemas.microsoft.com/office/drawing/2016/5/14/chartex" xmlns:mc="http://schemas.openxmlformats.org/markup-compatibility/2006" xmlns:aink="http://schemas.microsoft.com/office/drawing/2016/ink" xmlns:am3d="http://schemas.microsoft.com/office/drawing/2017/model3d" xmlns:o="urn:schemas-microsoft-com:office:office" xmlns:r="http://schemas.openxmlformats.org/officeDocument/2006/relationships" xmlns:m="http://schemas.openxmlformats.org/officeDocument/2006/math" xmlns:v="urn:schemas-microsoft-com:vml" xmlns:wp14="http://schemas.microsoft.com/office/word/2010/wordprocessingDrawing" xmlns:wp="http://schemas.openxmlformats.org/drawingml/2006/wordprocessingDrawing" xmlns:w10="urn:schemas-microsoft-com:office:word" xmlns:w="http://schemas.openxmlformats.org/wordprocessingml/2006/main" xmlns:w14="http://schemas.microsoft.com/office/word/2010/wordml" xmlns:w15="http://schemas.microsoft.com/office/word/2012/wordml" xmlns:w16cex="http://schemas.microsoft.com/office/word/2018/wordml/cex" xmlns:w16cid="http://schemas.microsoft.com/office/word/2016/wordml/cid" xmlns:w16="http://schemas.microsoft.com/office/word/2018/wordml" xmlns:w16sdtdh="http://schemas.microsoft.com/office/word/2020/wordml/sdtdatahash" xmlns:w16se="http://schemas.microsoft.com/office/word/2015/wordml/symex" xmlns:wpg="http://schemas.microsoft.com/office/word/2010/wordprocessingGroup" xmlns:wpi="http://schemas.microsoft.com/office/word/2010/wordprocessingInk" xmlns:wne="http://schemas.microsoft.com/office/word/2006/wordml" xmlns:wps="http://schemas.microsoft.com/office/word/2010/wordprocessingShape" mc:Ignorable="w14 w15 w16se w16cid w16 w16cex w16sdtdh wp14">
+<w:numbering xmlns:wpc="http://schemas.microsoft.com/office/word/2010/wordprocessingCanvas" xmlns:cx="http://schemas.microsoft.com/office/drawing/2014/chartex" xmlns:cx1="http://schemas.microsoft.com/office/drawing/2015/9/8/chartex" xmlns:cx2="http://schemas.microsoft.com/office/drawing/2015/10/21/chartex" xmlns:cx3="http://schemas.microsoft.com/office/drawing/2016/5/9/chartex" xmlns:cx4="http://schemas.microsoft.com/office/drawing/2016/5/10/chartex" xmlns:cx5="http://schemas.microsoft.com/office/drawing/2016/5/11/chartex" xmlns:cx6="http://schemas.microsoft.com/office/drawing/2016/5/12/chartex" xmlns:cx7="http://schemas.microsoft.com/office/drawing/2016/5/13/chartex" xmlns:cx8="http://schemas.microsoft.com/office/drawing/2016/5/14/chartex" xmlns:mc="http://schemas.openxmlformats.org/markup-compatibility/2006" xmlns:aink="http://schemas.microsoft.com/office/drawing/2016/ink" xmlns:am3d="http://schemas.microsoft.com/office/drawing/2017/model3d" xmlns:o="urn:schemas-microsoft-com:office:office" xmlns:oel="http://schemas.microsoft.com/office/2019/extlst" xmlns:r="http://schemas.openxmlformats.org/officeDocument/2006/relationships" xmlns:m="http://schemas.openxmlformats.org/officeDocument/2006/math" xmlns:v="urn:schemas-microsoft-com:vml" xmlns:wp14="http://schemas.microsoft.com/office/word/2010/wordprocessingDrawing" xmlns:wp="http://schemas.openxmlformats.org/drawingml/2006/wordprocessingDrawing" xmlns:w10="urn:schemas-microsoft-com:office:word" xmlns:w="http://schemas.openxmlformats.org/wordprocessingml/2006/main" xmlns:w14="http://schemas.microsoft.com/office/word/2010/wordml" xmlns:w15="http://schemas.microsoft.com/office/word/2012/wordml" xmlns:w16cex="http://schemas.microsoft.com/office/word/2018/wordml/cex" xmlns:w16cid="http://schemas.microsoft.com/office/word/2016/wordml/cid" xmlns:w16="http://schemas.microsoft.com/office/word/2018/wordml" xmlns:w16du="http://schemas.microsoft.com/office/word/2023/wordml/word16du" xmlns:w16sdtdh="http://schemas.microsoft.com/office/word/2020/wordml/sdtdatahash" xmlns:w16sdtfl="http://schemas.microsoft.com/office/word/2024/wordml/sdtformatlock" xmlns:w16se="http://schemas.microsoft.com/office/word/2015/wordml/symex" xmlns:wpg="http://schemas.microsoft.com/office/word/2010/wordprocessingGroup" xmlns:wpi="http://schemas.microsoft.com/office/word/2010/wordprocessingInk" xmlns:wne="http://schemas.microsoft.com/office/word/2006/wordml" xmlns:wps="http://schemas.microsoft.com/office/word/2010/wordprocessingShape" mc:Ignorable="w14 w15 w16se w16cid w16 w16cex w16sdtdh w16sdtfl w16du wp14">
   <w:abstractNum w:abstractNumId="0" w15:restartNumberingAfterBreak="0">
     <w:nsid w:val="01A24969"/>
     <w:multiLevelType w:val="hybridMultilevel"/>
@@ -16244,59 +15927,59 @@
       <w:lvlJc w:val="left"/>
     </w:lvl>
   </w:abstractNum>
-  <w:num w:numId="1">
+  <w:num w:numId="1" w16cid:durableId="1969312514">
     <w:abstractNumId w:val="4"/>
     <w:lvlOverride w:ilvl="0">
       <w:startOverride w:val="1"/>
     </w:lvlOverride>
   </w:num>
-  <w:num w:numId="2">
+  <w:num w:numId="2" w16cid:durableId="1068457466">
     <w:abstractNumId w:val="13"/>
     <w:lvlOverride w:ilvl="0">
       <w:startOverride w:val="1"/>
     </w:lvlOverride>
   </w:num>
-  <w:num w:numId="3">
+  <w:num w:numId="3" w16cid:durableId="1604145778">
     <w:abstractNumId w:val="10"/>
   </w:num>
-  <w:num w:numId="4">
+  <w:num w:numId="4" w16cid:durableId="1216425600">
     <w:abstractNumId w:val="6"/>
   </w:num>
-  <w:num w:numId="5">
+  <w:num w:numId="5" w16cid:durableId="994182996">
     <w:abstractNumId w:val="1"/>
   </w:num>
-  <w:num w:numId="6">
+  <w:num w:numId="6" w16cid:durableId="1725912461">
     <w:abstractNumId w:val="12"/>
   </w:num>
-  <w:num w:numId="7">
+  <w:num w:numId="7" w16cid:durableId="1194029246">
     <w:abstractNumId w:val="2"/>
   </w:num>
-  <w:num w:numId="8">
+  <w:num w:numId="8" w16cid:durableId="1243026710">
     <w:abstractNumId w:val="11"/>
   </w:num>
-  <w:num w:numId="9">
+  <w:num w:numId="9" w16cid:durableId="232590126">
     <w:abstractNumId w:val="5"/>
   </w:num>
-  <w:num w:numId="10">
+  <w:num w:numId="10" w16cid:durableId="526062327">
     <w:abstractNumId w:val="3"/>
   </w:num>
-  <w:num w:numId="11">
+  <w:num w:numId="11" w16cid:durableId="1779907967">
     <w:abstractNumId w:val="7"/>
   </w:num>
-  <w:num w:numId="12">
+  <w:num w:numId="12" w16cid:durableId="1770348018">
     <w:abstractNumId w:val="8"/>
   </w:num>
-  <w:num w:numId="13">
+  <w:num w:numId="13" w16cid:durableId="403993672">
     <w:abstractNumId w:val="0"/>
   </w:num>
-  <w:num w:numId="14">
+  <w:num w:numId="14" w16cid:durableId="259069025">
     <w:abstractNumId w:val="9"/>
   </w:num>
 </w:numbering>
 </file>
 
 <file path=word/styles.xml><?xml version="1.0" encoding="utf-8"?>
-<w:styles xmlns:mc="http://schemas.openxmlformats.org/markup-compatibility/2006" xmlns:r="http://schemas.openxmlformats.org/officeDocument/2006/relationships" xmlns:w="http://schemas.openxmlformats.org/wordprocessingml/2006/main" xmlns:w14="http://schemas.microsoft.com/office/word/2010/wordml" xmlns:w15="http://schemas.microsoft.com/office/word/2012/wordml" xmlns:w16cex="http://schemas.microsoft.com/office/word/2018/wordml/cex" xmlns:w16cid="http://schemas.microsoft.com/office/word/2016/wordml/cid" xmlns:w16="http://schemas.microsoft.com/office/word/2018/wordml" xmlns:w16sdtdh="http://schemas.microsoft.com/office/word/2020/wordml/sdtdatahash" xmlns:w16se="http://schemas.microsoft.com/office/word/2015/wordml/symex" mc:Ignorable="w14 w15 w16se w16cid w16 w16cex w16sdtdh">
+<w:styles xmlns:mc="http://schemas.openxmlformats.org/markup-compatibility/2006" xmlns:r="http://schemas.openxmlformats.org/officeDocument/2006/relationships" xmlns:w="http://schemas.openxmlformats.org/wordprocessingml/2006/main" xmlns:w14="http://schemas.microsoft.com/office/word/2010/wordml" xmlns:w15="http://schemas.microsoft.com/office/word/2012/wordml" xmlns:w16cex="http://schemas.microsoft.com/office/word/2018/wordml/cex" xmlns:w16cid="http://schemas.microsoft.com/office/word/2016/wordml/cid" xmlns:w16="http://schemas.microsoft.com/office/word/2018/wordml" xmlns:w16du="http://schemas.microsoft.com/office/word/2023/wordml/word16du" xmlns:w16sdtdh="http://schemas.microsoft.com/office/word/2020/wordml/sdtdatahash" xmlns:w16sdtfl="http://schemas.microsoft.com/office/word/2024/wordml/sdtformatlock" xmlns:w16se="http://schemas.microsoft.com/office/word/2015/wordml/symex" mc:Ignorable="w14 w15 w16se w16cid w16 w16cex w16sdtdh w16sdtfl w16du">
   <w:docDefaults>
     <w:rPrDefault>
       <w:rPr>
